--- a/F18-book.docx
+++ b/F18-book.docx
@@ -4,53 +4,51 @@
   <w:body>
     <w:p>
       <w:pPr>
-        <w:pStyle w:val="PlainTitleCover"/>
-        <w:spacing w:before="0" w:after="0"/>
-        <w:rPr>
-          <w:rFonts w:cs="Calibri"/>
-          <w:sz w:val="28"/>
-          <w:szCs w:val="28"/>
-        </w:rPr>
-      </w:pPr>
-      <w:r>
-        <w:rPr>
-          <w:rFonts w:cs="Calibri"/>
-          <w:sz w:val="28"/>
-          <w:szCs w:val="28"/>
-        </w:rPr>
-        <w:t>F18A</w:t>
-      </w:r>
-      <w:r>
-        <w:rPr>
-          <w:rFonts w:cs="Calibri"/>
-          <w:sz w:val="28"/>
-          <w:szCs w:val="28"/>
-        </w:rPr>
-        <w:t xml:space="preserve"> </w:t>
-      </w:r>
-      <w:r>
-        <w:rPr>
-          <w:rFonts w:cs="Calibri"/>
-          <w:sz w:val="28"/>
-          <w:szCs w:val="28"/>
-        </w:rPr>
-        <w:t>Assembly Programming and polyForth</w:t>
-      </w:r>
-      <w:r>
-        <w:rPr>
-          <w:rFonts w:cs="Calibri"/>
-          <w:sz w:val="28"/>
-          <w:szCs w:val="28"/>
-        </w:rPr>
-        <w:t xml:space="preserve"> Reference</w:t>
-      </w:r>
-      <w:r>
-        <w:rPr>
-          <w:rFonts w:cs="Calibri"/>
-          <w:sz w:val="28"/>
-          <w:szCs w:val="28"/>
-        </w:rPr>
-        <w:t xml:space="preserve"> Guide</w:t>
+        <w:pStyle w:val="SubtitleCover"/>
+        <w:rPr>
+          <w:i w:val="0"/>
+          <w:iCs/>
+        </w:rPr>
+      </w:pPr>
+      <w:r>
+        <w:rPr>
+          <w:noProof/>
+        </w:rPr>
+        <w:drawing>
+          <wp:inline distT="0" distB="0" distL="0" distR="0" wp14:anchorId="2B940BDC" wp14:editId="44C3EB64">
+            <wp:extent cx="6172200" cy="7712710"/>
+            <wp:effectExtent l="0" t="0" r="0" b="2540"/>
+            <wp:docPr id="821413366" name="Picture 1"/>
+            <wp:cNvGraphicFramePr>
+              <a:graphicFrameLocks xmlns:a="http://schemas.openxmlformats.org/drawingml/2006/main" noChangeAspect="1"/>
+            </wp:cNvGraphicFramePr>
+            <a:graphic xmlns:a="http://schemas.openxmlformats.org/drawingml/2006/main">
+              <a:graphicData uri="http://schemas.openxmlformats.org/drawingml/2006/picture">
+                <pic:pic xmlns:pic="http://schemas.openxmlformats.org/drawingml/2006/picture">
+                  <pic:nvPicPr>
+                    <pic:cNvPr id="821413366" name=""/>
+                    <pic:cNvPicPr/>
+                  </pic:nvPicPr>
+                  <pic:blipFill>
+                    <a:blip r:embed="rId9"/>
+                    <a:stretch>
+                      <a:fillRect/>
+                    </a:stretch>
+                  </pic:blipFill>
+                  <pic:spPr>
+                    <a:xfrm>
+                      <a:off x="0" y="0"/>
+                      <a:ext cx="6172200" cy="7712710"/>
+                    </a:xfrm>
+                    <a:prstGeom prst="rect">
+                      <a:avLst/>
+                    </a:prstGeom>
+                  </pic:spPr>
+                </pic:pic>
+              </a:graphicData>
+            </a:graphic>
+          </wp:inline>
+        </w:drawing>
       </w:r>
     </w:p>
     <w:p>
@@ -87,6 +85,7 @@
     <w:p>
       <w:pPr>
         <w:pStyle w:val="BodyText"/>
+        <w:jc w:val="both"/>
       </w:pPr>
       <w:r>
         <w:t>The F18 technology consists of small</w:t>
@@ -95,12 +94,31 @@
         <w:t>, simple</w:t>
       </w:r>
       <w:r>
-        <w:t xml:space="preserve"> computers and several types of versatile, software defined I/O.  Our chips are configured as arrays of the F18 computers with appropriate selections of I/O types.</w:t>
+        <w:t xml:space="preserve"> computers and several types of versatile, software defined I/O. </w:t>
+      </w:r>
+      <w:r>
+        <w:t>The GA144 chip is</w:t>
+      </w:r>
+      <w:r>
+        <w:t xml:space="preserve"> configured as </w:t>
+      </w:r>
+      <w:r>
+        <w:t xml:space="preserve">an </w:t>
+      </w:r>
+      <w:r>
+        <w:t xml:space="preserve">array of F18 computers with </w:t>
+      </w:r>
+      <w:r>
+        <w:t xml:space="preserve">the </w:t>
+      </w:r>
+      <w:r>
+        <w:t>appropriate selections of I/O types.</w:t>
       </w:r>
     </w:p>
     <w:p>
       <w:pPr>
         <w:pStyle w:val="BodyText"/>
+        <w:jc w:val="both"/>
       </w:pPr>
       <w:r>
         <w:t xml:space="preserve">An F18 computer is a physically small, very fast, energy-efficient and inexpensive 18-bit </w:t>
@@ -109,7 +127,7 @@
         <w:t>machine</w:t>
       </w:r>
       <w:r>
-        <w:t xml:space="preserve">.  Each F18 is self-contained as a complete </w:t>
+        <w:t xml:space="preserve">. Each F18 is self-contained as a complete </w:t>
       </w:r>
       <w:r>
         <w:t>system</w:t>
@@ -121,6 +139,7 @@
     <w:p>
       <w:pPr>
         <w:pStyle w:val="BodyText"/>
+        <w:jc w:val="both"/>
       </w:pPr>
       <w:r>
         <w:t xml:space="preserve">This book will familiarize you with the architecture, internal structure, and use of the computers and I/O </w:t>
@@ -156,9 +175,10 @@
     <w:p>
       <w:pPr>
         <w:pStyle w:val="BodyText"/>
-      </w:pPr>
-      <w:r>
-        <w:t xml:space="preserve">The data given herein are PRODUCTION.  Electrical and timing values are illustrative only.  Otherwise, the subject matter of this book is the architecture, instruction set, and programming of the F18A computers and I/O, which are fixed by design.  </w:t>
+        <w:jc w:val="both"/>
+      </w:pPr>
+      <w:r>
+        <w:t xml:space="preserve">The data given herein are PRODUCTION.  Electrical and timing values are illustrative only. Otherwise, the subject matter of this book is the architecture, instruction set, and programming of the F18A computers and I/O, which are fixed by design.  </w:t>
       </w:r>
       <w:r>
         <w:t>Future revisions of this book may document upward-compatible enhancements of the F18A programming model</w:t>
@@ -190,9 +210,10 @@
     <w:p>
       <w:pPr>
         <w:pStyle w:val="BodyText"/>
-      </w:pPr>
-      <w:r>
-        <w:t xml:space="preserve">Numbers are written in decimal unless otherwise indicated.  Hexadecimal values are indicated by explicitly writing “hex” or by preceding the number with the lowercase letter “x”. </w:t>
+        <w:jc w:val="both"/>
+      </w:pPr>
+      <w:r>
+        <w:t xml:space="preserve">Numbers are written in decimal unless otherwise indicated. Hexadecimal values are indicated by explicitly writing “hex” or by preceding the number with the lowercase letter “x”. </w:t>
       </w:r>
     </w:p>
     <w:p>
@@ -208,6 +229,7 @@
     <w:p>
       <w:pPr>
         <w:pStyle w:val="BodyText"/>
+        <w:jc w:val="both"/>
       </w:pPr>
       <w:r>
         <w:t xml:space="preserve">Each GreenArrays chip is a rectangular array of </w:t>
@@ -220,7 +242,7 @@
         <w:t>nodes,</w:t>
       </w:r>
       <w:r>
-        <w:t xml:space="preserve"> each of which is an F18 computer.  By convention these arrays are visualized as seen from the top of the silicon die, which is normally the top of the chip package, oriented such that pin 1 is in the upper left corner.  Within the array, each node is identified by a three or four digit number denoting its Cartesian coordinates within the array as </w:t>
+        <w:t xml:space="preserve"> each of which is an F18 computer. By convention these arrays are visualized as seen from the top of the silicon die, which is normally the top of the chip package, oriented such that pin 1 is in the upper left corner. Within the array, each node is identified by a three or four digit number denoting its Cartesian coordinates within the array as </w:t>
       </w:r>
       <w:proofErr w:type="spellStart"/>
       <w:r>
@@ -242,7 +264,7 @@
       </w:r>
       <w:proofErr w:type="spellEnd"/>
       <w:r>
-        <w:t xml:space="preserve"> with the lower left corner node always being designated as node 000.  Thus, for a GA144 chip whose computers are configured in an array of 18 columns and 8 rows, the numbers of the nodes in the lower right, upper left, and upper right corners are 017, 700, and 717 respectively</w:t>
+        <w:t xml:space="preserve"> with the lower left corner node always being designated as node 000. Thus, for a GA144 chip whose computers are configured in an array of 18 columns and 8 rows, the numbers of the nodes in the lower right, upper left, and upper right corners are 017, 700, and 717 respectively</w:t>
       </w:r>
       <w:r>
         <w:t>.</w:t>
@@ -263,6 +285,7 @@
     <w:p>
       <w:pPr>
         <w:pStyle w:val="BodyText"/>
+        <w:jc w:val="both"/>
       </w:pPr>
       <w:r>
         <w:t xml:space="preserve">Register names in prose may be used with or without the word "register" and are usually shown in a bold font and capitalized where necessary to avoid ambiguity, such as for example the registers </w:t>
@@ -308,9 +331,10 @@
     <w:p>
       <w:pPr>
         <w:pStyle w:val="BodyText"/>
-      </w:pPr>
-      <w:r>
-        <w:t xml:space="preserve">Binary numbers are visualized as a horizontal row of bits, numbered consecutively right to left in ascending significance with the least significant bit numbered zero.  Thus bit </w:t>
+        <w:jc w:val="both"/>
+      </w:pPr>
+      <w:r>
+        <w:t xml:space="preserve">Binary numbers are visualized as a horizontal row of bits, numbered consecutively right to left in ascending significance with the least significant bit numbered zero. Thus bit </w:t>
       </w:r>
       <w:r>
         <w:rPr>
@@ -362,7 +386,7 @@
         </w:tabs>
         <w:ind w:left="-360" w:right="-360" w:firstLine="360"/>
         <w:sectPr>
-          <w:footerReference w:type="even" r:id="rId9"/>
+          <w:footerReference w:type="even" r:id="rId10"/>
           <w:pgSz w:w="12240" w:h="15840" w:code="1"/>
           <w:pgMar w:top="1440" w:right="1080" w:bottom="1440" w:left="1440" w:header="720" w:footer="720" w:gutter="0"/>
           <w:cols w:space="720"/>
@@ -393,7 +417,7 @@
         <w:t xml:space="preserve">Here is an introduction to the resources </w:t>
       </w:r>
       <w:r>
-        <w:t>within each F18A computer.  All elements are 18 bits wide unless otherwise noted.</w:t>
+        <w:t>within each F18A computer. All elements are 18 bits wide unless otherwise noted.</w:t>
       </w:r>
     </w:p>
     <w:p>
@@ -443,7 +467,7 @@
                         <o:lock v:ext="edit" aspectratio="t"/>
                       </v:shapetype>
                       <v:shape id="_x0000_i1026" type="#_x0000_t75" style="width:203.5pt;height:497.1pt">
-                        <v:imagedata r:id="rId10" o:title=""/>
+                        <v:imagedata r:id="rId11" o:title=""/>
                       </v:shape>
                     </w:pict>
                   </w:r>
@@ -534,6 +558,7 @@
           <w:numId w:val="4"/>
         </w:numPr>
         <w:spacing w:before="120"/>
+        <w:jc w:val="both"/>
       </w:pPr>
       <w:r>
         <w:rPr>
@@ -548,7 +573,7 @@
         <w:t>array edges</w:t>
       </w:r>
       <w:r>
-        <w:t>; two for corners.)  One additional port is optional.</w:t>
+        <w:t>; two for corners.) One additional port is optional.</w:t>
       </w:r>
     </w:p>
     <w:p>
@@ -582,6 +607,7 @@
           <w:ilvl w:val="0"/>
           <w:numId w:val="4"/>
         </w:numPr>
+        <w:jc w:val="both"/>
       </w:pPr>
       <w:r>
         <w:rPr>
@@ -590,7 +616,7 @@
         <w:t xml:space="preserve">Return Stack </w:t>
       </w:r>
       <w:r>
-        <w:t>consists of 8 registers addressed circularly (no fixed top or bottom.)  Pushing a word onto this stack makes it the new “top” item, overwriting the former “bottom” item.  After popping 8 items, those 8 items are repeated.</w:t>
+        <w:t>consists of 8 registers addressed circularly (no fixed top or bottom.) Pushing a word onto this stack makes it the new “top” item, overwriting the former “bottom” item.  After popping 8 items, those 8 items are repeated.</w:t>
       </w:r>
     </w:p>
     <w:p>
@@ -629,6 +655,7 @@
           <w:numId w:val="4"/>
         </w:numPr>
         <w:spacing w:after="120"/>
+        <w:jc w:val="both"/>
       </w:pPr>
       <w:r>
         <w:rPr>
@@ -637,7 +664,7 @@
         <w:t xml:space="preserve">P </w:t>
       </w:r>
       <w:r>
-        <w:t xml:space="preserve">serves as a “program counter”, holding the address of the next word in the instruction stream.  Within RAM or ROM, it is incremented after each word is fetched, circularly within whichever storage class it currently points to.  When </w:t>
+        <w:t xml:space="preserve">serves as a “program counter”, holding the address of the next word in the instruction stream. Within RAM or ROM, it is incremented after each word is fetched, circularly within whichever storage class it currently points to. When </w:t>
       </w:r>
       <w:r>
         <w:rPr>
@@ -755,6 +782,7 @@
           <w:numId w:val="4"/>
         </w:numPr>
         <w:spacing w:after="0"/>
+        <w:jc w:val="both"/>
       </w:pPr>
       <w:r>
         <w:rPr>
@@ -1327,6 +1355,7 @@
     <w:p>
       <w:pPr>
         <w:pStyle w:val="BodyText"/>
+        <w:jc w:val="both"/>
       </w:pPr>
       <w:r>
         <w:t xml:space="preserve">Address </w:t>
@@ -1335,19 +1364,19 @@
         <w:t>incrementing</w:t>
       </w:r>
       <w:r>
-        <w:t xml:space="preserve">, when applied to A or P, continues from x03F to x040 but wraps from x07F to x000.  The same process occurs with addresses in the ROM space.  </w:t>
+        <w:t xml:space="preserve">, when applied to A or P, continues from x03F to x040 but wraps from x07F to x000. The same process occurs with addresses in the ROM space.  </w:t>
       </w:r>
       <w:r>
         <w:t>Incrementing</w:t>
       </w:r>
       <w:r>
-        <w:t xml:space="preserve"> does not occur at all when the address lies in the region of I/O ports and registers.  </w:t>
+        <w:t xml:space="preserve"> does not occur at all when the address lies in the region of I/O ports and registers. </w:t>
       </w:r>
       <w:r>
         <w:t>Incrementing</w:t>
       </w:r>
       <w:r>
-        <w:t xml:space="preserve"> never affects bits P8 or P9.  P9 has no effect on memory decoding; it </w:t>
+        <w:t xml:space="preserve"> never affects bits P8 or P9. P9 has no effect on memory decoding; it </w:t>
       </w:r>
       <w:r>
         <w:t>simply enables the Extended Arithmetic Mode when set.</w:t>
@@ -4569,7 +4598,7 @@
         <w:fldChar w:fldCharType="end"/>
       </w:r>
       <w:r>
-        <w:t xml:space="preserve"> below).  Add (+) and multiply step (+*) behave differently in Extended Arithmetic Mode.</w:t>
+        <w:t xml:space="preserve"> below). Add (+) and multiply step (+*) behave differently in Extended Arithmetic Mode.</w:t>
       </w:r>
     </w:p>
     <w:p>
@@ -4595,6 +4624,7 @@
     <w:p>
       <w:pPr>
         <w:pStyle w:val="BodyText"/>
+        <w:jc w:val="both"/>
       </w:pPr>
       <w:r>
         <w:t>Each F18A instruction word is subdivided into four possible slots for opcodes that are</w:t>
@@ -4603,13 +4633,13 @@
         <w:t xml:space="preserve"> normally</w:t>
       </w:r>
       <w:r>
-        <w:t xml:space="preserve"> executed sequentially left to right when viewing the word as conventionally oriented with most significant bit to the left.  </w:t>
+        <w:t xml:space="preserve"> executed sequentially left to right when viewing the word as conventionally oriented with most significant bit to the left. </w:t>
       </w:r>
       <w:r>
         <w:t>Jump</w:t>
       </w:r>
       <w:r>
-        <w:t xml:space="preserve"> instructions may be written in slots 0, 1, or 2, and when they are encountered the remainder of the instruction word is interpreted as an address field.  This results in four possible instruction word formats as shown in</w:t>
+        <w:t xml:space="preserve"> instructions may be written in slots 0, 1, or 2, and when they are encountered the remainder of the instruction word is interpreted as an address field. This results in four possible instruction word formats as shown in</w:t>
       </w:r>
       <w:r>
         <w:t xml:space="preserve"> </w:t>
@@ -4642,13 +4672,14 @@
     <w:p>
       <w:pPr>
         <w:pStyle w:val="BodyText"/>
+        <w:jc w:val="both"/>
       </w:pPr>
       <w:r>
         <w:rPr>
           <w:noProof/>
         </w:rPr>
         <w:pict w14:anchorId="6238E15C">
-          <v:shape id="Text Box 29" o:spid="_x0000_s2133" type="#_x0000_t202" style="position:absolute;margin-left:0;margin-top:0;width:434.25pt;height:111pt;z-index:251653120;visibility:visible;mso-wrap-style:square;mso-width-percent:0;mso-height-percent:0;mso-wrap-distance-left:9pt;mso-wrap-distance-top:0;mso-wrap-distance-right:9pt;mso-wrap-distance-bottom:0;mso-position-horizontal:absolute;mso-position-horizontal-relative:text;mso-position-vertical:absolute;mso-position-vertical-relative:text;mso-width-percent:0;mso-height-percent:0;mso-width-relative:page;mso-height-relative:page;v-text-anchor:top" o:gfxdata="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" stroked="f">
+          <v:shape id="Text Box 29" o:spid="_x0000_s2133" type="#_x0000_t202" style="position:absolute;left:0;text-align:left;margin-left:0;margin-top:0;width:434.25pt;height:111pt;z-index:251653120;visibility:visible;mso-wrap-style:square;mso-width-percent:0;mso-height-percent:0;mso-wrap-distance-left:9pt;mso-wrap-distance-top:0;mso-wrap-distance-right:9pt;mso-wrap-distance-bottom:0;mso-position-horizontal:absolute;mso-position-horizontal-relative:text;mso-position-vertical:absolute;mso-position-vertical-relative:text;mso-width-percent:0;mso-height-percent:0;mso-width-relative:page;mso-height-relative:page;v-text-anchor:top" o:gfxdata="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" stroked="f">
             <v:textbox>
               <w:txbxContent>
                 <w:tbl>
@@ -5364,15 +5395,16 @@
         <w:t xml:space="preserve"> n</w:t>
       </w:r>
       <w:r>
-        <w:t xml:space="preserve"> low order bits of the current (incremented) value of P at the time the jump instruction executes.  Thus the scope of a slot 2 jump is very limited while a slot 0 jump can reach any addressable destination, and can control P9 to explicitly enable or disable Extended Arithmetic Mode.</w:t>
-      </w:r>
-      <w:r>
-        <w:t xml:space="preserve">  Slot 1 and 2 jumps have no effect upon P9, so its selection is unchanged as these jumps are executed.  In the F18A, slot 1 and 2 jumps additionally force P8 to zero.  This means the destination of any slot 1 or 2 jump may never be in I/O space.</w:t>
+        <w:t xml:space="preserve"> low order bits of the current (incremented) value of P at the time the jump instruction executes. Thus the scope of a slot 2 jump is very limited while a slot 0 jump can reach any addressable destination, and can control P9 to explicitly enable or disable Extended Arithmetic Mode.</w:t>
+      </w:r>
+      <w:r>
+        <w:t xml:space="preserve">  Slot 1 and 2 jumps have no effect upon P9, so its selection is unchanged as these jumps are executed. In the F18A, slot 1 and 2 jumps additionally force P8 to zero.  This means the destination of any slot 1 or 2 jump may never be in I/O space.</w:t>
       </w:r>
     </w:p>
     <w:p>
       <w:pPr>
         <w:pStyle w:val="BodyText"/>
+        <w:jc w:val="both"/>
       </w:pPr>
       <w:r>
         <w:t xml:space="preserve">The instruction selected for slot 3 must be one of those shaded in </w:t>
@@ -5399,7 +5431,7 @@
         <w:fldChar w:fldCharType="end"/>
       </w:r>
       <w:r>
-        <w:t xml:space="preserve"> above.  When the desired opcode cannot be fit into the current instruction word, either because it may not be used in slot 3 or because it is a jump whose destination requires a longer address field, the remaining slots of the current word may be filled with </w:t>
+        <w:t xml:space="preserve"> above. When the desired opcode cannot be fit into the current instruction word, either because it may not be used in slot 3 or because it is a jump whose destination requires a longer address field, the remaining slots of the current word may be filled with </w:t>
       </w:r>
       <w:proofErr w:type="spellStart"/>
       <w:r>
@@ -5441,7 +5473,13 @@
         <w:rPr>
           <w:b/>
         </w:rPr>
-        <w:t xml:space="preserve">;  </w:t>
+        <w:t>;</w:t>
+      </w:r>
+      <w:r>
+        <w:rPr>
+          <w:b/>
+        </w:rPr>
+        <w:t xml:space="preserve">  </w:t>
       </w:r>
       <w:r>
         <w:t xml:space="preserve">(return) and  </w:t>
@@ -5491,6 +5529,7 @@
     <w:p>
       <w:pPr>
         <w:pStyle w:val="BodyTextKeep"/>
+        <w:jc w:val="both"/>
       </w:pPr>
       <w:r>
         <w:t xml:space="preserve">The </w:t>
@@ -5501,7 +5540,7 @@
       </w:r>
       <w:proofErr w:type="spellEnd"/>
       <w:r>
-        <w:t xml:space="preserve"> compiler formats instruction words correctly and automatically.  If you wish to compile your own instruction words, to modify code in memory, or to write your own compiler for the F18A, please refer to section </w:t>
+        <w:t xml:space="preserve"> compiler formats instruction words correctly and automatically. If you wish to compile your own instruction words, to modify code in memory, or to write your own compiler for the F18A, please refer to section </w:t>
       </w:r>
       <w:r>
         <w:fldChar w:fldCharType="begin"/>
@@ -5611,9 +5650,10 @@
     <w:p>
       <w:pPr>
         <w:pStyle w:val="BodyText"/>
-      </w:pPr>
-      <w:r>
-        <w:t>Pushing and popping of the circular stacks is accomplished by adjusting pointers.  When popping a circular stack, the previous top item becomes the new bottom item.  When pushing onto a circular stack, the new top value replaces the previous bottom value.</w:t>
+        <w:jc w:val="both"/>
+      </w:pPr>
+      <w:r>
+        <w:t>Pushing and popping of the circular stacks is accomplished by adjusting pointers. When popping a circular stack, the previous top item becomes the new bottom item. When pushing onto a circular stack, the new top value replaces the previous bottom value.</w:t>
       </w:r>
     </w:p>
     <w:p>
@@ -6812,7 +6852,7 @@
         </w:pict>
       </w:r>
       <w:r>
-        <w:t xml:space="preserve">There are sixteen instructions in this class.  </w:t>
+        <w:t xml:space="preserve">There are sixteen instructions in this class. </w:t>
       </w:r>
       <w:r>
         <w:t>A</w:t>
@@ -6860,6 +6900,10 @@
       </w:r>
       <w:proofErr w:type="spellStart"/>
       <w:r>
+        <w:rPr>
+          <w:b/>
+          <w:bCs/>
+        </w:rPr>
         <w:t>nop</w:t>
       </w:r>
       <w:proofErr w:type="spellEnd"/>
@@ -6892,13 +6936,14 @@
     <w:p>
       <w:pPr>
         <w:pStyle w:val="BodyText"/>
+        <w:jc w:val="both"/>
       </w:pPr>
       <w:r>
         <w:rPr>
           <w:noProof/>
         </w:rPr>
         <w:pict w14:anchorId="2FA42399">
-          <v:shape id="Text Box 32" o:spid="_x0000_s2131" type="#_x0000_t202" style="position:absolute;margin-left:-.2pt;margin-top:58.7pt;width:471.1pt;height:153.35pt;z-index:251659264;visibility:visible;mso-wrap-style:square;mso-width-percent:0;mso-height-percent:0;mso-wrap-distance-left:9pt;mso-wrap-distance-top:0;mso-wrap-distance-right:9pt;mso-wrap-distance-bottom:0;mso-position-horizontal:absolute;mso-position-horizontal-relative:text;mso-position-vertical:absolute;mso-position-vertical-relative:text;mso-width-percent:0;mso-height-percent:0;mso-width-relative:page;mso-height-relative:page;v-text-anchor:top" o:gfxdata="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" stroked="f">
+          <v:shape id="Text Box 32" o:spid="_x0000_s2131" type="#_x0000_t202" style="position:absolute;left:0;text-align:left;margin-left:-.2pt;margin-top:58.7pt;width:471.1pt;height:153.35pt;z-index:251659264;visibility:visible;mso-wrap-style:square;mso-width-percent:0;mso-height-percent:0;mso-wrap-distance-left:9pt;mso-wrap-distance-top:0;mso-wrap-distance-right:9pt;mso-wrap-distance-bottom:0;mso-position-horizontal:absolute;mso-position-horizontal-relative:text;mso-position-vertical:absolute;mso-position-vertical-relative:text;mso-width-percent:0;mso-height-percent:0;mso-width-relative:page;mso-height-relative:page;v-text-anchor:top" o:gfxdata="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" stroked="f">
             <v:textbox>
               <w:txbxContent>
                 <w:tbl>
@@ -7464,7 +7509,7 @@
         </w:pict>
       </w:r>
       <w:r>
-        <w:t xml:space="preserve">There are eight instructions in this class.  Approximate execution times (see section </w:t>
+        <w:t xml:space="preserve">There are eight instructions in this class. Approximate execution times (see section </w:t>
       </w:r>
       <w:r>
         <w:fldChar w:fldCharType="begin"/>
@@ -7515,7 +7560,13 @@
         <w:t xml:space="preserve"> </w:t>
       </w:r>
       <w:r>
-        <w:t xml:space="preserve">should be read in the descriptions below as “the memory or I/O addressed by </w:t>
+        <w:t xml:space="preserve">should be read in the descriptions below as </w:t>
+      </w:r>
+      <w:r>
+        <w:t>“</w:t>
+      </w:r>
+      <w:r>
+        <w:t xml:space="preserve">the memory or I/O addressed by </w:t>
       </w:r>
       <w:r>
         <w:rPr>
@@ -7524,7 +7575,10 @@
         <w:t>X</w:t>
       </w:r>
       <w:r>
-        <w:t>”.</w:t>
+        <w:t>”</w:t>
+      </w:r>
+      <w:r>
+        <w:t>.</w:t>
       </w:r>
     </w:p>
     <w:p>
@@ -7540,13 +7594,14 @@
     <w:p>
       <w:pPr>
         <w:pStyle w:val="BodyText"/>
+        <w:jc w:val="both"/>
       </w:pPr>
       <w:r>
         <w:rPr>
           <w:noProof/>
         </w:rPr>
         <w:pict w14:anchorId="6B4A121F">
-          <v:shape id="Text Box 33" o:spid="_x0000_s2130" type="#_x0000_t202" style="position:absolute;margin-left:-.2pt;margin-top:57.55pt;width:471.1pt;height:232.6pt;z-index:251662336;visibility:visible;mso-wrap-style:square;mso-width-percent:0;mso-height-percent:0;mso-wrap-distance-left:9pt;mso-wrap-distance-top:0;mso-wrap-distance-right:9pt;mso-wrap-distance-bottom:0;mso-position-horizontal:absolute;mso-position-horizontal-relative:text;mso-position-vertical:absolute;mso-position-vertical-relative:text;mso-width-percent:0;mso-height-percent:0;mso-width-relative:page;mso-height-relative:page;v-text-anchor:top" o:gfxdata="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" stroked="f">
+          <v:shape id="Text Box 33" o:spid="_x0000_s2130" type="#_x0000_t202" style="position:absolute;left:0;text-align:left;margin-left:-.2pt;margin-top:57.55pt;width:471.1pt;height:232.6pt;z-index:251662336;visibility:visible;mso-wrap-style:square;mso-width-percent:0;mso-height-percent:0;mso-wrap-distance-left:9pt;mso-wrap-distance-top:0;mso-wrap-distance-right:9pt;mso-wrap-distance-bottom:0;mso-position-horizontal:absolute;mso-position-horizontal-relative:text;mso-position-vertical:absolute;mso-position-vertical-relative:text;mso-width-percent:0;mso-height-percent:0;mso-width-relative:page;mso-height-relative:page;v-text-anchor:top" o:gfxdata="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" stroked="f">
             <v:textbox>
               <w:txbxContent>
                 <w:tbl>
@@ -8143,7 +8198,7 @@
         </w:pict>
       </w:r>
       <w:r>
-        <w:t xml:space="preserve">There are eight instructions in this class.  Approximate execution times (see section </w:t>
+        <w:t xml:space="preserve">There are eight instructions in this class. Approximate execution times (see section </w:t>
       </w:r>
       <w:r>
         <w:fldChar w:fldCharType="begin"/>
@@ -8187,7 +8242,7 @@
         <w:t xml:space="preserve"> nanoseconds.</w:t>
       </w:r>
       <w:r>
-        <w:t xml:space="preserve">  When P is changed by one of these instructions, the new destination may be in memory or I/O space.  Some I/O addresses may suspend execution until the conditions necessary for their completion are met.</w:t>
+        <w:t xml:space="preserve"> When P is changed by one of these instructions, the new destination may be in memory or I/O space.  Some I/O addresses may suspend execution until the conditions necessary for their completion are met.</w:t>
       </w:r>
     </w:p>
     <w:p>
@@ -8232,6 +8287,7 @@
     <w:p>
       <w:pPr>
         <w:pStyle w:val="BodyText"/>
+        <w:jc w:val="both"/>
       </w:pPr>
       <w:r>
         <w:t>The F18A is built from asynchronous logic</w:t>
@@ -8240,7 +8296,7 @@
         <w:t>,</w:t>
       </w:r>
       <w:r>
-        <w:t xml:space="preserve"> therefore its instruction times are naturally approximate.  </w:t>
+        <w:t xml:space="preserve"> therefore its instruction times are naturally approximate. </w:t>
       </w:r>
       <w:r>
         <w:t>The time required for all activity varies directly with temperature, inversely with power supply voltage (</w:t>
@@ -8260,7 +8316,7 @@
         <w:t xml:space="preserve">statistical </w:t>
       </w:r>
       <w:r>
-        <w:t>distribution due to variations in the process of fabricating the chips themselves.  Additional variations may occur with minor revisions in the version of F18 technology used by a particular chip.  Applications should not be designed to depend upon the speed of activities within F18 computers for timing purposes without taking all of these variables into consideration.</w:t>
+        <w:t>distribution due to variations in the process of fabricating the chips themselves. Additional variations may occur with minor revisions in the version of F18 technology used by a particular chip. Applications should not be designed to depend upon the speed of activities within F18 computers for timing purposes without taking all of these variables into consideration.</w:t>
       </w:r>
     </w:p>
     <w:p>
@@ -8274,9 +8330,10 @@
     <w:p>
       <w:pPr>
         <w:pStyle w:val="BodyText"/>
-      </w:pPr>
-      <w:r>
-        <w:t xml:space="preserve">The approximate execution times shown in the text above are typical of the F18A.  </w:t>
+        <w:jc w:val="both"/>
+      </w:pPr>
+      <w:r>
+        <w:t xml:space="preserve">The approximate execution times shown in the text above are typical of the F18A. </w:t>
       </w:r>
       <w:r>
         <w:t>For any particular chip, see its Product Briefs and Data Books for pertinent preliminary information from prototype chips and, later, statistical data from measurements on production chips</w:t>
@@ -8298,9 +8355,10 @@
     <w:p>
       <w:pPr>
         <w:pStyle w:val="BodyText"/>
-      </w:pPr>
-      <w:r>
-        <w:t>Any F18A computer may, when it is logically possible to do so, be designed to fetch instructions before they are needed.  We reserve the right to make changes or improvements in this process with each chip we design, and therefore you are advised, in the interest of software portability,</w:t>
+        <w:jc w:val="both"/>
+      </w:pPr>
+      <w:r>
+        <w:t>Any F18A computer may, when it is logically possible to do so, be designed to fetch instructions before they are needed. We reserve the right to make changes or improvements in this process with each chip we design, and therefore you are advised, in the interest of software portability,</w:t>
       </w:r>
       <w:r>
         <w:t xml:space="preserve"> </w:t>
@@ -8353,7 +8411,7 @@
         <w:t>multiply step</w:t>
       </w:r>
       <w:r>
-        <w:t xml:space="preserve"> instruction.  If your requirements justify sacrificing upward compatibility in favor of taking such steps to achieve maximum performance, contact our support staff (hotline mailbox) for recommendations pertinent to specific chips.</w:t>
+        <w:t xml:space="preserve"> instruction. If your requirements justify sacrificing upward compatibility in favor of taking such steps to achieve maximum performance, contact our support staff (hotline mailbox) for recommendations pertinent to specific chips.</w:t>
       </w:r>
     </w:p>
     <w:p>
@@ -8386,9 +8444,10 @@
     <w:p>
       <w:pPr>
         <w:pStyle w:val="BodyText"/>
-      </w:pPr>
-      <w:r>
-        <w:t xml:space="preserve">Upward compatibility to future versions of the F18 is not guaranteed.  Think in terms of source, not binary compatibility.  Be aware of the reset state of the  </w:t>
+        <w:jc w:val="both"/>
+      </w:pPr>
+      <w:r>
+        <w:t xml:space="preserve">Upward compatibility to future versions of the F18 is not guaranteed. Think in terms of source, not binary compatibility.  Be aware of the reset state of the  </w:t>
       </w:r>
       <w:r>
         <w:rPr>
@@ -8422,6 +8481,7 @@
       <w:pPr>
         <w:pStyle w:val="BodyText"/>
         <w:spacing w:after="120"/>
+        <w:jc w:val="both"/>
       </w:pPr>
       <w:r>
         <w:t xml:space="preserve">If you are writing a compiler, </w:t>
@@ -8443,6 +8503,7 @@
       <w:pPr>
         <w:pStyle w:val="BodyText"/>
         <w:spacing w:after="120"/>
+        <w:jc w:val="both"/>
       </w:pPr>
       <w:r>
         <w:t>Compose i</w:t>
@@ -8469,7 +8530,7 @@
         <w:t xml:space="preserve"> with opcode values as shown in the “Op” columns of the instruction tables above and</w:t>
       </w:r>
       <w:r>
-        <w:t xml:space="preserve"> exclusive OR the result with the value x15555.  If the word requires a destination address field, mask that field to zero and insert an</w:t>
+        <w:t xml:space="preserve"> exclusive OR the result with the value x15555. If the word requires a destination address field, mask that field to zero and insert an</w:t>
       </w:r>
       <w:r>
         <w:t xml:space="preserve"> un</w:t>
@@ -8520,7 +8581,7 @@
         <w:fldChar w:fldCharType="end"/>
       </w:r>
       <w:r>
-        <w:t xml:space="preserve">.  In the particular case of slot zero jumps, </w:t>
+        <w:t xml:space="preserve">. In the particular case of slot zero jumps, </w:t>
       </w:r>
       <w:r>
         <w:t>it is permissible to set unused bits 10, 11 and 12 to any convenient states.</w:t>
@@ -8535,8 +8596,8 @@
       <w:pPr>
         <w:pStyle w:val="BodyText"/>
         <w:sectPr>
-          <w:footerReference w:type="even" r:id="rId11"/>
-          <w:footerReference w:type="default" r:id="rId12"/>
+          <w:footerReference w:type="even" r:id="rId12"/>
+          <w:footerReference w:type="default" r:id="rId13"/>
           <w:pgSz w:w="12240" w:h="15840" w:code="1"/>
           <w:pgMar w:top="1440" w:right="1080" w:bottom="1440" w:left="1440" w:header="720" w:footer="720" w:gutter="0"/>
           <w:cols w:space="720"/>
@@ -8563,14 +8624,15 @@
         <w:tabs>
           <w:tab w:val="left" w:pos="9360"/>
         </w:tabs>
+        <w:jc w:val="both"/>
       </w:pPr>
       <w:r>
         <w:rPr>
           <w:noProof/>
         </w:rPr>
         <w:pict w14:anchorId="04C372ED">
-          <v:shape id="Text Box 34" o:spid="_x0000_s2129" type="#_x0000_t202" style="position:absolute;margin-left:.7pt;margin-top:49.3pt;width:262.1pt;height:307.2pt;z-index:251665408;visibility:visible;mso-wrap-style:square;mso-width-percent:0;mso-height-percent:0;mso-wrap-distance-left:9pt;mso-wrap-distance-top:0;mso-wrap-distance-right:9pt;mso-wrap-distance-bottom:0;mso-position-horizontal:absolute;mso-position-horizontal-relative:text;mso-position-vertical:absolute;mso-position-vertical-relative:text;mso-width-percent:0;mso-height-percent:0;mso-width-relative:page;mso-height-relative:page;v-text-anchor:top" o:gfxdata="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" stroked="f">
-            <v:textbox>
+          <v:shape id="Text Box 34" o:spid="_x0000_s2129" type="#_x0000_t202" style="position:absolute;left:0;text-align:left;margin-left:.7pt;margin-top:45.55pt;width:262.1pt;height:310.95pt;z-index:251665408;visibility:visible;mso-wrap-style:square;mso-width-percent:0;mso-wrap-distance-left:9pt;mso-wrap-distance-top:0;mso-wrap-distance-right:9pt;mso-wrap-distance-bottom:0;mso-position-horizontal:absolute;mso-position-horizontal-relative:text;mso-position-vertical:absolute;mso-position-vertical-relative:text;mso-width-percent:0;mso-width-relative:page;mso-height-relative:page;v-text-anchor:top" o:gfxdata="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" stroked="f">
+            <v:textbox style="mso-next-textbox:#Text Box 34">
               <w:txbxContent>
                 <w:tbl>
                   <w:tblPr>
@@ -9811,6 +9873,12 @@
                   </w:fldSimple>
                   <w:bookmarkEnd w:id="51"/>
                   <w:r>
+                    <w:rPr>
+                      <w:noProof/>
+                    </w:rPr>
+                    <w:t>.</w:t>
+                  </w:r>
+                  <w:r>
                     <w:t xml:space="preserve">  I/O Address Table</w:t>
                   </w:r>
                   <w:bookmarkEnd w:id="52"/>
@@ -9827,7 +9895,7 @@
           <w:noProof/>
         </w:rPr>
         <w:pict w14:anchorId="19366CE5">
-          <v:shape id="Text Box 35" o:spid="_x0000_s2128" type="#_x0000_t202" style="position:absolute;margin-left:269.65pt;margin-top:44.65pt;width:207.8pt;height:288.4pt;z-index:251668480;visibility:visible;mso-wrap-style:square;mso-width-percent:0;mso-height-percent:0;mso-wrap-distance-left:9pt;mso-wrap-distance-top:0;mso-wrap-distance-right:9pt;mso-wrap-distance-bottom:0;mso-position-horizontal:absolute;mso-position-horizontal-relative:text;mso-position-vertical:absolute;mso-position-vertical-relative:text;mso-width-percent:0;mso-height-percent:0;mso-width-relative:page;mso-height-relative:page;v-text-anchor:top" o:gfxdata="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" stroked="f">
+          <v:shape id="Text Box 35" o:spid="_x0000_s2128" type="#_x0000_t202" style="position:absolute;left:0;text-align:left;margin-left:269.65pt;margin-top:44.65pt;width:207.8pt;height:288.4pt;z-index:251668480;visibility:visible;mso-wrap-style:square;mso-width-percent:0;mso-height-percent:0;mso-wrap-distance-left:9pt;mso-wrap-distance-top:0;mso-wrap-distance-right:9pt;mso-wrap-distance-bottom:0;mso-position-horizontal:absolute;mso-position-horizontal-relative:text;mso-position-vertical:absolute;mso-position-vertical-relative:text;mso-width-percent:0;mso-height-percent:0;mso-width-relative:page;mso-height-relative:page;v-text-anchor:top" o:gfxdata="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" stroked="f">
             <v:textbox>
               <w:txbxContent>
                 <w:p>
@@ -9836,6 +9904,7 @@
                     <w:tabs>
                       <w:tab w:val="left" w:pos="9360"/>
                     </w:tabs>
+                    <w:jc w:val="both"/>
                   </w:pPr>
                   <w:r>
                     <w:fldChar w:fldCharType="begin"/>
@@ -9859,7 +9928,7 @@
                     <w:fldChar w:fldCharType="end"/>
                   </w:r>
                   <w:r>
-                    <w:t xml:space="preserve"> shows all of the defined I/O addresses in the F18A.  Shaded addresses are not </w:t>
+                    <w:t xml:space="preserve"> shows all of the defined I/O addresses in the F18A. Shaded addresses are not </w:t>
                   </w:r>
                   <w:r>
                     <w:rPr>
@@ -9877,6 +9946,7 @@
                     <w:tabs>
                       <w:tab w:val="left" w:pos="9360"/>
                     </w:tabs>
+                    <w:jc w:val="both"/>
                   </w:pPr>
                   <w:r>
                     <w:t xml:space="preserve">Addresses should only be used in a given node if they are </w:t>
@@ -9903,7 +9973,7 @@
                     <w:t>:</w:t>
                   </w:r>
                   <w:r>
-                    <w:tab/>
+                    <w:t xml:space="preserve"> </w:t>
                   </w:r>
                   <w:r>
                     <w:rPr>
@@ -10011,13 +10081,14 @@
     <w:p>
       <w:pPr>
         <w:pStyle w:val="BodyText"/>
+        <w:jc w:val="both"/>
       </w:pPr>
       <w:r>
         <w:rPr>
           <w:noProof/>
         </w:rPr>
         <w:pict w14:anchorId="611385ED">
-          <v:shape id="Text Box 36" o:spid="_x0000_s2127" type="#_x0000_t202" style="position:absolute;margin-left:-3.95pt;margin-top:84.75pt;width:470.8pt;height:116.7pt;z-index:251671552;visibility:visible;mso-wrap-style:square;mso-width-percent:0;mso-height-percent:0;mso-wrap-distance-left:9pt;mso-wrap-distance-top:0;mso-wrap-distance-right:9pt;mso-wrap-distance-bottom:0;mso-position-horizontal:absolute;mso-position-horizontal-relative:text;mso-position-vertical:absolute;mso-position-vertical-relative:text;mso-width-percent:0;mso-height-percent:0;mso-width-relative:page;mso-height-relative:page;v-text-anchor:top" o:gfxdata="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" stroked="f">
+          <v:shape id="Text Box 36" o:spid="_x0000_s2127" type="#_x0000_t202" style="position:absolute;left:0;text-align:left;margin-left:-3.95pt;margin-top:84.75pt;width:470.8pt;height:116.7pt;z-index:251671552;visibility:visible;mso-wrap-style:square;mso-width-percent:0;mso-height-percent:0;mso-wrap-distance-left:9pt;mso-wrap-distance-top:0;mso-wrap-distance-right:9pt;mso-wrap-distance-bottom:0;mso-position-horizontal:absolute;mso-position-horizontal-relative:text;mso-position-vertical:absolute;mso-position-vertical-relative:text;mso-width-percent:0;mso-height-percent:0;mso-width-relative:page;mso-height-relative:page;v-text-anchor:top" o:gfxdata="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" stroked="f">
             <v:textbox>
               <w:txbxContent>
                 <w:tbl>
@@ -12066,6 +12137,12 @@
                   </w:fldSimple>
                   <w:bookmarkEnd w:id="54"/>
                   <w:r>
+                    <w:rPr>
+                      <w:noProof/>
+                    </w:rPr>
+                    <w:t>.</w:t>
+                  </w:r>
+                  <w:r>
                     <w:t xml:space="preserve">  IO Register Bit Assignments</w:t>
                   </w:r>
                   <w:bookmarkEnd w:id="55"/>
@@ -12077,13 +12154,13 @@
         </w:pict>
       </w:r>
       <w:r>
-        <w:t xml:space="preserve">This 18-bit control and status register is each F18A computer’s interface with its I/O circuitry, if any, and with handshake lines for any communication ports that are present.  The bit assignments are shown for reference here.  Their semantics are </w:t>
+        <w:t xml:space="preserve">This 18-bit control and status register is each F18A computer’s interface with its I/O circuitry, if any, and with handshake lines for any communication ports that are present. The bit assignments are shown for reference here. Their semantics are </w:t>
       </w:r>
       <w:r>
         <w:t>defined</w:t>
       </w:r>
       <w:r>
-        <w:t xml:space="preserve"> in detail in later sections.  </w:t>
+        <w:t xml:space="preserve"> in detail in later sections. </w:t>
       </w:r>
       <w:r>
         <w:t xml:space="preserve">By default, </w:t>
@@ -12104,7 +12181,7 @@
         <w:t xml:space="preserve">with latches </w:t>
       </w:r>
       <w:r>
-        <w:t xml:space="preserve">that read as the inverse of what was last written to them.  Any </w:t>
+        <w:t xml:space="preserve">that read as the inverse of what was last written to them. Any </w:t>
       </w:r>
       <w:r>
         <w:rPr>
@@ -12113,7 +12190,7 @@
         <w:t>io</w:t>
       </w:r>
       <w:r>
-        <w:t xml:space="preserve"> bits that are undefined for a given node because the associated I/O facilities are absent implement this behavior.  A second general principle is that on reset each node’s </w:t>
+        <w:t xml:space="preserve"> bits that are undefined for a given node because the associated I/O facilities are absent implement this behavior. A second general principle is that on reset each node’s </w:t>
       </w:r>
       <w:r>
         <w:rPr>
@@ -12142,6 +12219,7 @@
     <w:p>
       <w:pPr>
         <w:pStyle w:val="BodyText"/>
+        <w:jc w:val="both"/>
       </w:pPr>
       <w:r>
         <w:t xml:space="preserve">A node is either executing instructions at full speed or it is </w:t>
@@ -12156,13 +12234,13 @@
         <w:t xml:space="preserve"> in mid-instruction, </w:t>
       </w:r>
       <w:r>
-        <w:t xml:space="preserve">waiting for a “wake up” condition that depends on the state of another node or of other I/O circuitry.  Since an F18 has no clock, the acts of suspending and waking up </w:t>
+        <w:t xml:space="preserve">waiting for a “wake up” condition that depends on the state of another node or of other I/O circuitry. Since an F18 has no clock, the acts of suspending and waking up </w:t>
       </w:r>
       <w:r>
         <w:t>consume</w:t>
       </w:r>
       <w:r>
-        <w:t xml:space="preserve"> no energy or time in and of themselves.  Perception of changing conditions takes picoseconds within the chip and</w:t>
+        <w:t xml:space="preserve"> no energy or time in and of themselves. Perception of changing conditions takes picoseconds within the chip and</w:t>
       </w:r>
       <w:r>
         <w:t>, typically,</w:t>
@@ -12177,22 +12255,19 @@
         <w:t xml:space="preserve">. </w:t>
       </w:r>
       <w:r>
+        <w:t xml:space="preserve">When a node is suspended </w:t>
+      </w:r>
+      <w:r>
+        <w:t>the</w:t>
+      </w:r>
+      <w:r>
         <w:t xml:space="preserve"> </w:t>
       </w:r>
       <w:r>
-        <w:t xml:space="preserve">When a node is suspended </w:t>
-      </w:r>
-      <w:r>
-        <w:t>the</w:t>
-      </w:r>
-      <w:r>
-        <w:t xml:space="preserve"> </w:t>
-      </w:r>
-      <w:r>
         <w:t>power used by its computer</w:t>
       </w:r>
       <w:r>
-        <w:t xml:space="preserve"> is nil, on the order of 100 nanowatts.  When executing, an F18 comp</w:t>
+        <w:t xml:space="preserve"> is nil, on the order of 100 nanowatts. When executing, an F18 comp</w:t>
       </w:r>
       <w:r>
         <w:t xml:space="preserve">uter uses power on the order of less than 6 milliwatts depending on the instructions used and the data </w:t>
@@ -12223,6 +12298,7 @@
         <w:tabs>
           <w:tab w:val="left" w:pos="9360"/>
         </w:tabs>
+        <w:jc w:val="both"/>
       </w:pPr>
       <w:r>
         <w:t xml:space="preserve">Communication (comm) ports provide for direct, point to point bidirectional information transfer </w:t>
@@ -12234,10 +12310,10 @@
         <w:t>.</w:t>
       </w:r>
       <w:r>
-        <w:t xml:space="preserve">  </w:t>
-      </w:r>
-      <w:r>
-        <w:t xml:space="preserve">Each F18A node may have from two to five ports connected.  Comm ports are named </w:t>
+        <w:t xml:space="preserve"> </w:t>
+      </w:r>
+      <w:r>
+        <w:t xml:space="preserve">Each F18A node may have from two to five ports connected. Comm ports are named </w:t>
       </w:r>
       <w:r>
         <w:rPr>
@@ -12282,6 +12358,7 @@
         <w:tabs>
           <w:tab w:val="left" w:pos="9360"/>
         </w:tabs>
+        <w:jc w:val="both"/>
       </w:pPr>
       <w:r>
         <w:t xml:space="preserve">Each comm port </w:t>
@@ -12293,13 +12370,13 @@
         <w:t xml:space="preserve"> bidirectional, half duplex</w:t>
       </w:r>
       <w:r>
-        <w:t xml:space="preserve"> 18-bit channel connecting two nodes.  Communication occurs when a sending node writes to a comm port address and a receiving node to which that port is connected reads the corresponding comm port address</w:t>
+        <w:t xml:space="preserve"> 18-bit channel connecting two nodes. Communication occurs when a sending node writes to a comm port address and a receiving node to which that port is connected reads the corresponding comm port address</w:t>
       </w:r>
       <w:r>
         <w:t xml:space="preserve"> at the same time</w:t>
       </w:r>
       <w:r>
-        <w:t xml:space="preserve">.  </w:t>
+        <w:t xml:space="preserve">. </w:t>
       </w:r>
       <w:r>
         <w:t xml:space="preserve">When a node operates on a port the data transfer occurs at approximately memory speed unless the other node connected to the port is not yet performing the complementary operation; in this case the operating node </w:t>
@@ -12421,6 +12498,7 @@
         <w:tabs>
           <w:tab w:val="left" w:pos="9360"/>
         </w:tabs>
+        <w:jc w:val="both"/>
       </w:pPr>
       <w:r>
         <w:t xml:space="preserve">As shown in </w:t>
@@ -12447,7 +12525,7 @@
         <w:fldChar w:fldCharType="end"/>
       </w:r>
       <w:r>
-        <w:t xml:space="preserve"> above, the I/O addressing scheme of the F18A permits comm ports to be combined.  Reading or writing </w:t>
+        <w:t xml:space="preserve"> above, the I/O addressing scheme of the F18A permits comm ports to be combined. Reading or writing </w:t>
       </w:r>
       <w:r>
         <w:rPr>
@@ -12480,13 +12558,13 @@
         <w:t>u</w:t>
       </w:r>
       <w:r>
-        <w:t xml:space="preserve"> is permitted and suspends until one or more of the nodes to which the selected ports connect is performing the complementary operation.  </w:t>
-      </w:r>
-      <w:r>
-        <w:t>The design rules for communication flow using multiport operations are straightforward:  When a node is doing a multiport read, only one of the selected ports may be written by another node at any given time.  When a node is doing a multiport write, every node that intends to read the value written must already be doing so and suspended.</w:t>
-      </w:r>
-      <w:r>
-        <w:t xml:space="preserve">  It is not possible to directly determine which port(s) transferred data after a multiport operation by inspection of  </w:t>
+        <w:t xml:space="preserve"> is permitted and suspends until one or more of the nodes to which the selected ports connect is performing the complementary operation. </w:t>
+      </w:r>
+      <w:r>
+        <w:t>The design rules for communication flow using multiport operations are straightforward:  When a node is doing a multiport read, only one of the selected ports may be written by another node at any given time. When a node is doing a multiport write, every node that intends to read the value written must already be doing so and suspended.</w:t>
+      </w:r>
+      <w:r>
+        <w:t xml:space="preserve">  It is not possible to directly determine which port(s) transferred data after a multiport operation by inspection of </w:t>
       </w:r>
       <w:r>
         <w:rPr>
@@ -12514,9 +12592,10 @@
         <w:tabs>
           <w:tab w:val="left" w:pos="9360"/>
         </w:tabs>
-      </w:pPr>
-      <w:r>
-        <w:t xml:space="preserve">An F18 may execute instruction streams directly from a comm port.  When the F18 fetches an instruction word from a comm port, P is not incremented and unless the instruction stream transfers control elsewhere subsequent words are fetched from the same port.  </w:t>
+        <w:jc w:val="both"/>
+      </w:pPr>
+      <w:r>
+        <w:t xml:space="preserve">An F18 may execute instruction streams directly from a comm port. When the F18 fetches an instruction word from a comm port, P is not incremented and unless the instruction stream transfers control elsewhere subsequent words are fetched from the same port. </w:t>
       </w:r>
       <w:r>
         <w:rPr>
@@ -12534,7 +12613,7 @@
         <w:t>!p</w:t>
       </w:r>
       <w:r>
-        <w:t xml:space="preserve"> writes a word into the port.  Multiport addresses may be used so long as the design rules in the preceding section are followed.</w:t>
+        <w:t xml:space="preserve"> writes a word into the port. Multiport addresses may be used so long as the design rules in the preceding section are followed.</w:t>
       </w:r>
     </w:p>
     <w:p>
@@ -12554,13 +12633,14 @@
     <w:p>
       <w:pPr>
         <w:pStyle w:val="BodyText"/>
+        <w:jc w:val="both"/>
       </w:pPr>
       <w:r>
         <w:rPr>
           <w:noProof/>
         </w:rPr>
         <w:pict w14:anchorId="64A56DD0">
-          <v:shape id="Text Box 37" o:spid="_x0000_s2125" type="#_x0000_t202" style="position:absolute;margin-left:9.9pt;margin-top:53.25pt;width:177.35pt;height:155.6pt;z-index:251674624;visibility:visible;mso-wrap-style:square;mso-width-percent:0;mso-height-percent:0;mso-wrap-distance-left:9pt;mso-wrap-distance-top:0;mso-wrap-distance-right:9pt;mso-wrap-distance-bottom:0;mso-position-horizontal:absolute;mso-position-horizontal-relative:text;mso-position-vertical:absolute;mso-position-vertical-relative:text;mso-width-percent:0;mso-height-percent:0;mso-width-relative:page;mso-height-relative:page;v-text-anchor:top" o:gfxdata="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" stroked="f">
+          <v:shape id="Text Box 37" o:spid="_x0000_s2125" type="#_x0000_t202" style="position:absolute;left:0;text-align:left;margin-left:9.9pt;margin-top:53.25pt;width:177.35pt;height:155.6pt;z-index:251674624;visibility:visible;mso-wrap-style:square;mso-width-percent:0;mso-height-percent:0;mso-wrap-distance-left:9pt;mso-wrap-distance-top:0;mso-wrap-distance-right:9pt;mso-wrap-distance-bottom:0;mso-position-horizontal:absolute;mso-position-horizontal-relative:text;mso-position-vertical:absolute;mso-position-vertical-relative:text;mso-width-percent:0;mso-height-percent:0;mso-width-relative:page;mso-height-relative:page;v-text-anchor:top" o:gfxdata="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" stroked="f">
             <v:textbox>
               <w:txbxContent>
                 <w:p>
@@ -12570,7 +12650,7 @@
                   <w:r>
                     <w:pict w14:anchorId="16592C32">
                       <v:shape id="_x0000_i1028" type="#_x0000_t75" style="width:162.8pt;height:124.6pt">
-                        <v:imagedata r:id="rId13" o:title=""/>
+                        <v:imagedata r:id="rId14" o:title=""/>
                       </v:shape>
                     </w:pict>
                   </w:r>
@@ -12611,7 +12691,7 @@
           <w:noProof/>
         </w:rPr>
         <w:pict w14:anchorId="10D0860D">
-          <v:shape id="Text Box 39" o:spid="_x0000_s2124" type="#_x0000_t202" style="position:absolute;margin-left:187.25pt;margin-top:46.2pt;width:292.6pt;height:162.65pt;z-index:251677696;visibility:visible;mso-wrap-style:square;mso-width-percent:0;mso-height-percent:0;mso-wrap-distance-left:9pt;mso-wrap-distance-top:0;mso-wrap-distance-right:9pt;mso-wrap-distance-bottom:0;mso-position-horizontal:absolute;mso-position-horizontal-relative:text;mso-position-vertical:absolute;mso-position-vertical-relative:text;mso-width-percent:0;mso-height-percent:0;mso-width-relative:page;mso-height-relative:page;v-text-anchor:top" o:gfxdata="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" stroked="f">
+          <v:shape id="Text Box 39" o:spid="_x0000_s2124" type="#_x0000_t202" style="position:absolute;left:0;text-align:left;margin-left:187.25pt;margin-top:46.2pt;width:292.6pt;height:162.65pt;z-index:251677696;visibility:visible;mso-wrap-style:square;mso-width-percent:0;mso-height-percent:0;mso-wrap-distance-left:9pt;mso-wrap-distance-top:0;mso-wrap-distance-right:9pt;mso-wrap-distance-bottom:0;mso-position-horizontal:absolute;mso-position-horizontal-relative:text;mso-position-vertical:absolute;mso-position-vertical-relative:text;mso-width-percent:0;mso-height-percent:0;mso-width-relative:page;mso-height-relative:page;v-text-anchor:top" o:gfxdata="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" stroked="f">
             <v:textbox>
               <w:txbxContent>
                 <w:p>
@@ -12879,6 +12959,7 @@
                 <w:p>
                   <w:pPr>
                     <w:spacing w:before="120"/>
+                    <w:jc w:val="both"/>
                   </w:pPr>
                   <w:r>
                     <w:t xml:space="preserve">Regardless of the drive state selected for a GPIO pin, you may always read the </w:t>
@@ -12892,6 +12973,9 @@
                   <w:r>
                     <w:t xml:space="preserve"> register to measure the actual voltage on the pin as a logic state (1=pin voltage high) using bits 17, 5, 3 or 1</w:t>
                   </w:r>
+                  <w:r>
+                    <w:t>.</w:t>
+                  </w:r>
                 </w:p>
               </w:txbxContent>
             </v:textbox>
@@ -12914,7 +12998,7 @@
         <w:t xml:space="preserve"> fully featured General Purpose I/O (GP</w:t>
       </w:r>
       <w:r>
-        <w:t xml:space="preserve">IO) pins.  A schematic is shown in </w:t>
+        <w:t xml:space="preserve">IO) pins. A schematic is shown in </w:t>
       </w:r>
       <w:r>
         <w:fldChar w:fldCharType="begin"/>
@@ -12938,7 +13022,13 @@
         <w:fldChar w:fldCharType="end"/>
       </w:r>
       <w:r>
-        <w:t xml:space="preserve">.  These pins have </w:t>
+        <w:t xml:space="preserve">. </w:t>
+      </w:r>
+      <w:r>
+        <w:t>T</w:t>
+      </w:r>
+      <w:r>
+        <w:t xml:space="preserve">hese pins have </w:t>
       </w:r>
       <w:r>
         <w:t>useful</w:t>
@@ -12947,7 +13037,7 @@
         <w:t xml:space="preserve"> electrical characteristics and are designed to facilitate software defined I/O.</w:t>
       </w:r>
       <w:r>
-        <w:t xml:space="preserve">  </w:t>
+        <w:t xml:space="preserve"> </w:t>
       </w:r>
       <w:r>
         <w:t xml:space="preserve">GPIO pins are designated by their bit positions as shown in </w:t>
@@ -12983,9 +13073,10 @@
         <w:tabs>
           <w:tab w:val="left" w:pos="9360"/>
         </w:tabs>
-      </w:pPr>
-      <w:r>
-        <w:t xml:space="preserve">Input hysteresis, provided by two Schmitt triggers, protects against noise and other classical problems with signals whose rise and fall times are long relative to computer speeds.  </w:t>
+        <w:jc w:val="both"/>
+      </w:pPr>
+      <w:r>
+        <w:t xml:space="preserve">Input hysteresis, provided by two Schmitt triggers, protects against noise and other classical problems with signals whose rise and fall times are long relative to computer speeds. </w:t>
       </w:r>
       <w:r>
         <w:t xml:space="preserve">The F18A computers and I/O circuitry are fast and sensitive enough </w:t>
@@ -13015,7 +13106,7 @@
         <w:t>.</w:t>
       </w:r>
       <w:r>
-        <w:t xml:space="preserve">  Refer to the documentation on specific chips for electrical characteristics of their GPIO pins.</w:t>
+        <w:t xml:space="preserve"> Refer to the documentation on specific chips for electrical characteristics of their GPIO pins.</w:t>
       </w:r>
     </w:p>
     <w:p>
@@ -13034,6 +13125,7 @@
         <w:tabs>
           <w:tab w:val="left" w:pos="9360"/>
         </w:tabs>
+        <w:jc w:val="both"/>
       </w:pPr>
       <w:r>
         <w:t>When an edge node is configured with a GPIO pin 17</w:t>
@@ -13060,7 +13152,7 @@
         <w:t>present for reading</w:t>
       </w:r>
       <w:r>
-        <w:t xml:space="preserve">:  </w:t>
+        <w:t xml:space="preserve">: </w:t>
       </w:r>
       <w:r>
         <w:rPr>
@@ -13078,7 +13170,7 @@
         <w:t>Left</w:t>
       </w:r>
       <w:r>
-        <w:t xml:space="preserve"> for nodes on the lateral sides.  The node suspends until the pin is in the state specified by the </w:t>
+        <w:t xml:space="preserve"> for nodes on the lateral sides. The node suspends until the pin is in the state specified by the </w:t>
       </w:r>
       <w:r>
         <w:rPr>
@@ -13114,7 +13206,7 @@
         <w:t>WD</w:t>
       </w:r>
       <w:r>
-        <w:t xml:space="preserve">.  </w:t>
+        <w:t xml:space="preserve">. </w:t>
       </w:r>
       <w:r>
         <w:rPr>
@@ -13163,6 +13255,7 @@
         <w:tabs>
           <w:tab w:val="left" w:pos="9360"/>
         </w:tabs>
+        <w:jc w:val="both"/>
       </w:pPr>
       <w:r>
         <w:t xml:space="preserve">F18A multiport read operations may include the wakeup pin as </w:t>
@@ -13183,7 +13276,7 @@
         <w:t>Left</w:t>
       </w:r>
       <w:r>
-        <w:t xml:space="preserve">.  </w:t>
+        <w:t xml:space="preserve">. </w:t>
       </w:r>
       <w:r>
         <w:rPr>
@@ -13214,7 +13307,7 @@
         <w:t xml:space="preserve"> the value read</w:t>
       </w:r>
       <w:r>
-        <w:t xml:space="preserve">.  To deduce that the pin was the source of the wakeup it is necessary to read </w:t>
+        <w:t xml:space="preserve">. To deduce that the pin was the source of the wakeup it is necessary to read </w:t>
       </w:r>
       <w:r>
         <w:rPr>
@@ -13241,6 +13334,7 @@
     <w:p>
       <w:pPr>
         <w:pStyle w:val="BodyText"/>
+        <w:jc w:val="both"/>
       </w:pPr>
       <w:r>
         <w:t xml:space="preserve">Some nodes may be configured to </w:t>
@@ -13258,7 +13352,7 @@
         <w:t xml:space="preserve"> voltage on</w:t>
       </w:r>
       <w:r>
-        <w:t xml:space="preserve"> a GPIO pin that they do not directly control.  This is typically done to provide </w:t>
+        <w:t xml:space="preserve"> a GPIO pin that they do not directly control. This is typically done to provide </w:t>
       </w:r>
       <w:r>
         <w:t xml:space="preserve">versatility in timing analog to digital conversion.  In these cases, the shared pin may be read as bit 17 of </w:t>
@@ -13288,7 +13382,7 @@
         <w:t xml:space="preserve"> pin</w:t>
       </w:r>
       <w:r>
-        <w:t xml:space="preserve">.  Wakeup polarity is controlled by </w:t>
+        <w:t xml:space="preserve">. Wakeup polarity is controlled by </w:t>
       </w:r>
       <w:r>
         <w:rPr>
@@ -13300,7 +13394,19 @@
         <w:t xml:space="preserve"> as with GPIO pins.</w:t>
       </w:r>
       <w:r>
-        <w:t xml:space="preserve">  See the chip Data Book for details on each node's wakeup configuration as the choice of this configuration may depend on their intended uses.</w:t>
+        <w:t xml:space="preserve"> </w:t>
+      </w:r>
+      <w:r>
+        <w:t>[</w:t>
+      </w:r>
+      <w:r>
+        <w:t>See the chip Data Book for details on each node's wakeup configuration as the choice of this configuration may depend on their intended uses</w:t>
+      </w:r>
+      <w:r>
+        <w:t>]</w:t>
+      </w:r>
+      <w:r>
+        <w:t>.</w:t>
       </w:r>
     </w:p>
     <w:p>
@@ -13318,6 +13424,7 @@
     <w:p>
       <w:pPr>
         <w:pStyle w:val="BodyText"/>
+        <w:jc w:val="both"/>
       </w:pPr>
       <w:r>
         <w:t xml:space="preserve">A </w:t>
@@ -13338,7 +13445,7 @@
         <w:t>receiving</w:t>
       </w:r>
       <w:r>
-        <w:t xml:space="preserve"> node treats as a shared pin.  In this configuration the receiving node operates exactly as described above in </w:t>
+        <w:t xml:space="preserve"> node treats as a shared pin. In this configuration the receiving node operates exactly as described above in </w:t>
       </w:r>
       <w:r>
         <w:fldChar w:fldCharType="begin"/>
@@ -13412,6 +13519,7 @@
         <w:tabs>
           <w:tab w:val="left" w:pos="9360"/>
         </w:tabs>
+        <w:jc w:val="both"/>
       </w:pPr>
       <w:r>
         <w:t xml:space="preserve">F18A Parallel Bus support consists of a cluster of three adjacent nodes, typically laid out on the </w:t>
@@ -13441,7 +13549,7 @@
         <w:t xml:space="preserve"> bus</w:t>
       </w:r>
       <w:r>
-        <w:t xml:space="preserve"> interface.  The purposes of all these pins and the</w:t>
+        <w:t xml:space="preserve"> interface. The purposes of all these pins and the</w:t>
       </w:r>
       <w:r>
         <w:t xml:space="preserve"> direction and</w:t>
@@ -13456,6 +13564,7 @@
         <w:tabs>
           <w:tab w:val="left" w:pos="9360"/>
         </w:tabs>
+        <w:jc w:val="both"/>
       </w:pPr>
       <w:r>
         <w:t xml:space="preserve">The center node is configured to act as sender of a phantom wakeup signal to each of the parallel bus nodes to supplement the comm ports between them to provide versatility in timing. </w:t>
@@ -13467,6 +13576,7 @@
         <w:tabs>
           <w:tab w:val="left" w:pos="9360"/>
         </w:tabs>
+        <w:jc w:val="both"/>
       </w:pPr>
       <w:r>
         <w:t xml:space="preserve">In each node with an 18-bit bus, the addresses </w:t>
@@ -13493,7 +13603,7 @@
         <w:t>ata</w:t>
       </w:r>
       <w:r>
-        <w:t xml:space="preserve"> are enabled for reading and writing.  The difference between these two addresses is that operations on </w:t>
+        <w:t xml:space="preserve"> are enabled for reading and writing. The difference between these two addresses is that operations on </w:t>
       </w:r>
       <w:r>
         <w:rPr>
@@ -13550,6 +13660,7 @@
         <w:tabs>
           <w:tab w:val="left" w:pos="9360"/>
         </w:tabs>
+        <w:jc w:val="both"/>
       </w:pPr>
       <w:r>
         <w:t xml:space="preserve">Each of the 18 pins of a parallel port node has a subset of the capabilities of a GPIO pin.  When </w:t>
@@ -13603,7 +13714,7 @@
         <w:t xml:space="preserve"> is set to zero, all 18 pins are set to high impedance input mode.</w:t>
       </w:r>
       <w:r>
-        <w:t xml:space="preserve">  Unlike GPIO pins, parallel bus pins </w:t>
+        <w:t xml:space="preserve"> Unlike GPIO pins, parallel bus pins </w:t>
       </w:r>
       <w:r>
         <w:rPr>
@@ -13621,6 +13732,7 @@
         <w:tabs>
           <w:tab w:val="left" w:pos="9360"/>
         </w:tabs>
+        <w:jc w:val="both"/>
       </w:pPr>
       <w:r>
         <w:t>Wri</w:t>
@@ -13755,6 +13867,7 @@
     <w:p>
       <w:pPr>
         <w:pStyle w:val="BodyText"/>
+        <w:jc w:val="both"/>
       </w:pPr>
       <w:r>
         <w:t>The high speed Serializer-</w:t>
@@ -13771,12 +13884,13 @@
         <w:t>, half duplex</w:t>
       </w:r>
       <w:r>
-        <w:t xml:space="preserve"> communications at a rate of approximately 450 megabits per second.  While a SERDES node might be capable of communicating with something other than another SERDES node, it was not designed with any other objective than communication between our chips.</w:t>
+        <w:t xml:space="preserve"> communications at a rate of approximately 450 megabits per second. While a SERDES node might be capable of communicating with something other than another SERDES node, it was not designed with any other objective than communication between our chips.</w:t>
       </w:r>
     </w:p>
     <w:p>
       <w:pPr>
         <w:pStyle w:val="BodyText"/>
+        <w:jc w:val="both"/>
       </w:pPr>
       <w:r>
         <w:t>To receive</w:t>
@@ -13797,12 +13911,13 @@
         <w:t xml:space="preserve"> port.</w:t>
       </w:r>
       <w:r>
-        <w:t xml:space="preserve">  The node suspends until a word has been received.</w:t>
+        <w:t xml:space="preserve"> The node suspends until a word has been received.</w:t>
       </w:r>
     </w:p>
     <w:p>
       <w:pPr>
         <w:pStyle w:val="BodyText"/>
+        <w:jc w:val="both"/>
       </w:pPr>
       <w:r>
         <w:t xml:space="preserve">To begin transmitting, a SERDES node must write the first word to </w:t>
@@ -13823,7 +13938,7 @@
         <w:t>io</w:t>
       </w:r>
       <w:r>
-        <w:t xml:space="preserve"> to 1.  Each subsequent word is written to </w:t>
+        <w:t xml:space="preserve"> to 1. Each subsequent word is written to </w:t>
       </w:r>
       <w:r>
         <w:rPr>
@@ -13832,7 +13947,13 @@
         <w:t>Up</w:t>
       </w:r>
       <w:r>
-        <w:t xml:space="preserve"> ; the node will suspend until the preceding word has been finished and transmission of the new word may begin.  If the node wishes to stop transmitting cleanly, it must wait long enough after writing the last word to </w:t>
+        <w:rPr>
+          <w:b/>
+        </w:rPr>
+        <w:t xml:space="preserve"> </w:t>
+      </w:r>
+      <w:r>
+        <w:t xml:space="preserve">; the node will suspend until the preceding word has been finished and transmission of the new word may begin. If the node wishes to stop transmitting cleanly, it must wait long enough after writing the last word to </w:t>
       </w:r>
       <w:r>
         <w:rPr>
@@ -13887,18 +14008,20 @@
         <w:tabs>
           <w:tab w:val="left" w:pos="9360"/>
         </w:tabs>
+        <w:jc w:val="both"/>
       </w:pPr>
       <w:r>
         <w:rPr>
           <w:noProof/>
         </w:rPr>
         <w:pict w14:anchorId="464F9C3A">
-          <v:shape id="Text Box 41" o:spid="_x0000_s2123" type="#_x0000_t202" style="position:absolute;margin-left:210.55pt;margin-top:35.35pt;width:274.6pt;height:204.65pt;z-index:251646976;visibility:visible;mso-wrap-style:square;mso-width-percent:0;mso-height-percent:0;mso-wrap-distance-left:9pt;mso-wrap-distance-top:0;mso-wrap-distance-right:9pt;mso-wrap-distance-bottom:0;mso-position-horizontal:absolute;mso-position-horizontal-relative:text;mso-position-vertical:absolute;mso-position-vertical-relative:text;mso-width-percent:0;mso-height-percent:0;mso-width-relative:page;mso-height-relative:page;v-text-anchor:top" o:gfxdata="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" stroked="f">
+          <v:shape id="Text Box 41" o:spid="_x0000_s2123" type="#_x0000_t202" style="position:absolute;left:0;text-align:left;margin-left:210.55pt;margin-top:35.35pt;width:274.6pt;height:204.65pt;z-index:251646976;visibility:visible;mso-wrap-style:square;mso-width-percent:0;mso-height-percent:0;mso-wrap-distance-left:9pt;mso-wrap-distance-top:0;mso-wrap-distance-right:9pt;mso-wrap-distance-bottom:0;mso-position-horizontal:absolute;mso-position-horizontal-relative:text;mso-position-vertical:absolute;mso-position-vertical-relative:text;mso-width-percent:0;mso-height-percent:0;mso-width-relative:page;mso-height-relative:page;v-text-anchor:top" o:gfxdata="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" stroked="f">
             <v:textbox>
               <w:txbxContent>
                 <w:p>
                   <w:pPr>
                     <w:spacing w:after="120"/>
+                    <w:jc w:val="both"/>
                   </w:pPr>
                   <w:r>
                     <w:t xml:space="preserve">The Analog to Digital converter (ADC) consists of a high speed, free running down-counter whose frequency varies as a function of input voltage between </w:t>
@@ -13961,7 +14084,7 @@
                     <w:fldChar w:fldCharType="end"/>
                   </w:r>
                   <w:r>
-                    <w:t xml:space="preserve">.   The </w:t>
+                    <w:t xml:space="preserve">.  The </w:t>
                   </w:r>
                   <w:r>
                     <w:rPr>
@@ -14191,6 +14314,7 @@
                 <w:p>
                   <w:pPr>
                     <w:spacing w:before="120"/>
+                    <w:jc w:val="both"/>
                   </w:pPr>
                   <w:r>
                     <w:t>A voltage is measured within the operating range (</w:t>
@@ -14225,7 +14349,7 @@
           <w:noProof/>
         </w:rPr>
         <w:pict w14:anchorId="190A50C9">
-          <v:shape id="Text Box 40" o:spid="_x0000_s2121" type="#_x0000_t202" style="position:absolute;margin-left:-6.3pt;margin-top:35.2pt;width:206.8pt;height:211.45pt;z-index:251637760;visibility:visible;mso-wrap-style:square;mso-width-percent:0;mso-height-percent:0;mso-wrap-distance-left:9pt;mso-wrap-distance-top:0;mso-wrap-distance-right:9pt;mso-wrap-distance-bottom:0;mso-position-horizontal:absolute;mso-position-horizontal-relative:text;mso-position-vertical:absolute;mso-position-vertical-relative:text;mso-width-percent:0;mso-height-percent:0;mso-width-relative:page;mso-height-relative:page;v-text-anchor:top" o:gfxdata="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" stroked="f">
+          <v:shape id="Text Box 40" o:spid="_x0000_s2121" type="#_x0000_t202" style="position:absolute;left:0;text-align:left;margin-left:-6.3pt;margin-top:35.2pt;width:206.8pt;height:211.45pt;z-index:251637760;visibility:visible;mso-wrap-style:square;mso-width-percent:0;mso-height-percent:0;mso-wrap-distance-left:9pt;mso-wrap-distance-top:0;mso-wrap-distance-right:9pt;mso-wrap-distance-bottom:0;mso-position-horizontal:absolute;mso-position-horizontal-relative:text;mso-position-vertical:absolute;mso-position-vertical-relative:text;mso-width-percent:0;mso-height-percent:0;mso-width-relative:page;mso-height-relative:page;v-text-anchor:top" o:gfxdata="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" stroked="f">
             <v:textbox>
               <w:txbxContent>
                 <w:p>
@@ -14235,9 +14359,9 @@
                   <w:r>
                     <w:object w:dxaOrig="5316" w:dyaOrig="4619" w14:anchorId="7601302F">
                       <v:shape id="_x0000_i1030" type="#_x0000_t75" style="width:199.1pt;height:173.45pt">
-                        <v:imagedata r:id="rId14" o:title=""/>
+                        <v:imagedata r:id="rId15" o:title=""/>
                       </v:shape>
-                      <o:OLEObject Type="Embed" ProgID="Visio.Drawing.11" ShapeID="_x0000_i1030" DrawAspect="Content" ObjectID="_1846668510" r:id="rId15"/>
+                      <o:OLEObject Type="Embed" ProgID="Visio.Drawing.11" ShapeID="_x0000_i1030" DrawAspect="Content" ObjectID="_1846675214" r:id="rId16"/>
                     </w:object>
                   </w:r>
                 </w:p>
@@ -14276,7 +14400,7 @@
         </w:pict>
       </w:r>
       <w:r>
-        <w:t xml:space="preserve">Any F18A edge node may be configured with an analog input pin and an analog output pin along with the associated circuitry.  A </w:t>
+        <w:t xml:space="preserve">Any F18A edge node may be configured with an analog input pin and an analog output pin along with the associated circuitry. A </w:t>
       </w:r>
       <w:r>
         <w:t>block diagram</w:t>
@@ -14318,6 +14442,7 @@
         <w:tabs>
           <w:tab w:val="left" w:pos="9360"/>
         </w:tabs>
+        <w:jc w:val="both"/>
       </w:pPr>
       <w:r>
         <w:t xml:space="preserve">For analog nodes on top and bottom edges, </w:t>
@@ -14367,7 +14492,7 @@
         <w:t>Left</w:t>
       </w:r>
       <w:r>
-        <w:t xml:space="preserve"> are present.  The procedure for sampling the ADC requires two steps:  First </w:t>
+        <w:t xml:space="preserve"> are present. The procedure for sampling the ADC requires two steps: First </w:t>
       </w:r>
       <w:r>
         <w:rPr>
@@ -14467,7 +14592,7 @@
         <w:t xml:space="preserve"> and restart the VCO</w:t>
       </w:r>
       <w:r>
-        <w:t>.  Reading without writing first will not yield useful values.</w:t>
+        <w:t>. Reading without writing first will not yield useful values.</w:t>
       </w:r>
       <w:r>
         <w:t xml:space="preserve">  An analog node is equipped with a shared wakeup pin (see </w:t>
@@ -14506,6 +14631,7 @@
         <w:tabs>
           <w:tab w:val="left" w:pos="9360"/>
         </w:tabs>
+        <w:jc w:val="both"/>
       </w:pPr>
       <w:r>
         <w:t xml:space="preserve">The </w:t>
@@ -14535,7 +14661,7 @@
         <w:t>.</w:t>
       </w:r>
       <w:r>
-        <w:t xml:space="preserve">  By writing the </w:t>
+        <w:t xml:space="preserve"> By writing the </w:t>
       </w:r>
       <w:proofErr w:type="spellStart"/>
       <w:r>
@@ -14570,7 +14696,7 @@
         <w:t>value</w:t>
       </w:r>
       <w:r>
-        <w:t xml:space="preserve"> controls the DAC output.  A value of x1FF (written as x0AA) sets the DAC for maximum current; a value of 0 (written as x155, the reset state) sets minimum current, high impedance output.  Typical DAC transfer functions, in mV versus DAC </w:t>
+        <w:t xml:space="preserve"> controls the DAC output. A value of x1FF (written as x0AA) sets the DAC for maximum current; a value of 0 (written as x155, the reset state) sets minimum current, high impedance output. Typical DAC transfer functions, in mV versus DAC </w:t>
       </w:r>
       <w:r>
         <w:rPr>
@@ -14658,7 +14784,7 @@
                                 </pic:cNvPicPr>
                               </pic:nvPicPr>
                               <pic:blipFill>
-                                <a:blip r:embed="rId16">
+                                <a:blip r:embed="rId17">
                                   <a:extLst>
                                     <a:ext uri="{28A0092B-C50C-407E-A947-70E740481C1C}">
                                       <a14:useLocalDpi xmlns:a14="http://schemas.microsoft.com/office/drawing/2010/main" val="0"/>
@@ -14754,7 +14880,7 @@
                                 </pic:cNvPicPr>
                               </pic:nvPicPr>
                               <pic:blipFill>
-                                <a:blip r:embed="rId17">
+                                <a:blip r:embed="rId18">
                                   <a:extLst>
                                     <a:ext uri="{28A0092B-C50C-407E-A947-70E740481C1C}">
                                       <a14:useLocalDpi xmlns:a14="http://schemas.microsoft.com/office/drawing/2010/main" val="0"/>
@@ -14828,7 +14954,7 @@
         </w:tabs>
         <w:ind w:left="-360" w:right="-360" w:firstLine="360"/>
         <w:sectPr>
-          <w:footerReference w:type="default" r:id="rId18"/>
+          <w:footerReference w:type="default" r:id="rId19"/>
           <w:pgSz w:w="12240" w:h="15840" w:code="1"/>
           <w:pgMar w:top="1440" w:right="1080" w:bottom="1440" w:left="1440" w:header="720" w:footer="720" w:gutter="0"/>
           <w:cols w:space="720"/>
@@ -14850,24 +14976,186 @@
     <w:p>
       <w:pPr>
         <w:pStyle w:val="BodyText"/>
-      </w:pPr>
+        <w:jc w:val="both"/>
+      </w:pPr>
+      <w:r>
+        <w:rPr>
+          <w:iCs/>
+        </w:rPr>
+        <w:t xml:space="preserve">The environments of the </w:t>
+      </w:r>
+      <w:proofErr w:type="spellStart"/>
+      <w:r>
+        <w:rPr>
+          <w:iCs/>
+        </w:rPr>
+        <w:t>arrayForth</w:t>
+      </w:r>
+      <w:proofErr w:type="spellEnd"/>
+      <w:r>
+        <w:rPr>
+          <w:iCs/>
+        </w:rPr>
+        <w:t xml:space="preserve"> IDE for the x86-PC and pF/144 </w:t>
+      </w:r>
+      <w:r>
+        <w:t xml:space="preserve">include a resident Assembler for the F18 instruction set.  As usual, the F18 assembler is a "vocabulary engine" meaning that when the appropriate vocabulary is selected the F18 opcodes, directives, and user defined symbols are available.  On the </w:t>
+      </w:r>
+      <w:proofErr w:type="spellStart"/>
+      <w:r>
+        <w:t>saneFORTH</w:t>
+      </w:r>
+      <w:proofErr w:type="spellEnd"/>
+      <w:r>
+        <w:t xml:space="preserve"> system this is vocabulary number 9 while on pF/144 it is number 5.  The full Assembler environment also uses a special Interpreter to access user defined labels which are stored with the object code rather than in the local dictionary.</w:t>
+      </w:r>
+    </w:p>
+    <w:p>
+      <w:pPr>
+        <w:pStyle w:val="BodyText"/>
+        <w:jc w:val="both"/>
+      </w:pPr>
+      <w:r>
+        <w:t>The assembler may be used in two distinct ways. The most common is to generate code to reside in and execute from a node's RAM or ROM. In this case code is laid down at consecutive addresses based on a location counter, and is assumed to execute at the addressing for which it was compiled, and in the node stated for things like the "warm" multiport execution address and for ROM content.</w:t>
+      </w:r>
+    </w:p>
+    <w:p>
+      <w:pPr>
+        <w:pStyle w:val="BodyText"/>
+      </w:pPr>
+      <w:r>
+        <w:t xml:space="preserve">The second way is to generate an instruction word as a data item.  The usual reason for doing this is to make an instruction word that will be used in port execution.  In the past, it was often necessary to hand code such instructions and write them in hex; on the other hand, when it </w:t>
+      </w:r>
       <w:r>
         <w:rPr>
           <w:i/>
         </w:rPr>
-        <w:t>If you have not read DB001, the F18A Technology Reference, please</w:t>
-      </w:r>
-      <w:r>
-        <w:rPr>
+        <w:t>was</w:t>
+      </w:r>
+      <w:r>
+        <w:t xml:space="preserve"> possible to generate the instructions symbolically, the destination address checking for jumps and calls was based on memory location counter for the instruction stream in which the literal instruction was being stored, not on the port in which it would actually be executed.  This could generate instructions that would not work as expected when executed in the port.  This new method solves both problems.  By default, no location counter is assumed and the assembler will generate jumps and calls that don't depend on the execution address of the instruction word.  Directives may be used to specify an execution address (normally a port) for greater range of possible destinations at the expense of tailoring the instruction word for a particular port.</w:t>
+      </w:r>
+    </w:p>
+    <w:p>
+      <w:pPr>
+        <w:pStyle w:val="BodyText"/>
+      </w:pPr>
+      <w:r>
+        <w:t>Other than the common essentials of Forth compilation technology, this environment includes the mechanism to compile code for hundreds of nodes, each of which has ROM that may be used by the application.</w:t>
+      </w:r>
+    </w:p>
+    <w:p>
+      <w:pPr>
+        <w:pStyle w:val="PlainHeading2"/>
+      </w:pPr>
+      <w:bookmarkStart w:id="80" w:name="_Toc119163465"/>
+      <w:r>
+        <w:t>Object Code</w:t>
+      </w:r>
+      <w:bookmarkEnd w:id="80"/>
+    </w:p>
+    <w:p>
+      <w:pPr>
+        <w:pStyle w:val="BodyText"/>
+      </w:pPr>
+      <w:r>
+        <w:t xml:space="preserve">The assembly process was monolithic in earlier versions of </w:t>
+      </w:r>
+      <w:proofErr w:type="spellStart"/>
+      <w:r>
+        <w:t>arrayForth</w:t>
+      </w:r>
+      <w:proofErr w:type="spellEnd"/>
+      <w:r>
+        <w:t>.  As of aF-3 we return to incremental assembly, with object code stored in a binary file area from which it may be accessed to load nodes or chips.  This file area survives reboots so it is no longer necessary to reassemble all of the source code every time one needs any part of it.</w:t>
+      </w:r>
+    </w:p>
+    <w:p>
+      <w:pPr>
+        <w:pStyle w:val="BodyText"/>
+      </w:pPr>
+      <w:r>
+        <w:t xml:space="preserve">A set of binary images, called  </w:t>
+      </w:r>
+      <w:r>
+        <w:rPr>
+          <w:b/>
           <w:i/>
         </w:rPr>
-        <w:t xml:space="preserve"> do so to</w:t>
-      </w:r>
-      <w:r>
-        <w:rPr>
+        <w:t>bins</w:t>
+      </w:r>
+      <w:r>
+        <w:t xml:space="preserve"> , reside on pF/144 mass storage (serial disk or flash in pF) starting at block  </w:t>
+      </w:r>
+      <w:r>
+        <w:rPr>
+          <w:b/>
           <w:i/>
         </w:rPr>
-        <w:t xml:space="preserve"> familiarize yourself with the computers and their instruction sets before reading this section.</w:t>
+        <w:t>0bin</w:t>
+      </w:r>
+      <w:r>
+        <w:t xml:space="preserve">  (4800*3 or 14400 by default).  Each bin is one BLOCK (1024 bytes long) and contains 256 bytes of RAM image (stored as 32-bit numbers), 256 of ROM, and a table of up to 50 labels for RAM and ROM code.  One bin exists for each physical node, and there are additional virtual bins for code that may be used by utilities or placed in different nodes for different applications.  The constant  </w:t>
+      </w:r>
+      <w:proofErr w:type="spellStart"/>
+      <w:r>
+        <w:rPr>
+          <w:rFonts w:ascii="Consolas" w:hAnsi="Consolas" w:cs="Consolas"/>
+          <w:b/>
+        </w:rPr>
+        <w:t>nnc</w:t>
+      </w:r>
+      <w:proofErr w:type="spellEnd"/>
+      <w:r>
+        <w:t xml:space="preserve">  gives the number of bins for which space is allocated.  By typing  </w:t>
+      </w:r>
+      <w:proofErr w:type="spellStart"/>
+      <w:r>
+        <w:rPr>
+          <w:rFonts w:ascii="Consolas" w:hAnsi="Consolas" w:cs="Consolas"/>
+          <w:b/>
+        </w:rPr>
+        <w:t>nnc</w:t>
+      </w:r>
+      <w:proofErr w:type="spellEnd"/>
+      <w:r>
+        <w:t xml:space="preserve">  you will see on the stack the value  576  which is 144*4; the area is sized for programs using up to two chips, with an extra 288 nodes' worth of virtual bins into which object (for library code distributed by GreenArrays) may be stashed as noted later; see </w:t>
+      </w:r>
+      <w:r>
+        <w:fldChar w:fldCharType="begin"/>
+      </w:r>
+      <w:r>
+        <w:instrText xml:space="preserve"> REF _Ref119147278 \r \h </w:instrText>
+      </w:r>
+      <w:r>
+        <w:fldChar w:fldCharType="separate"/>
+      </w:r>
+      <w:r>
+        <w:t>10.2</w:t>
+      </w:r>
+      <w:r>
+        <w:fldChar w:fldCharType="end"/>
+      </w:r>
+      <w:r>
+        <w:t xml:space="preserve"> </w:t>
+      </w:r>
+      <w:r>
+        <w:fldChar w:fldCharType="begin"/>
+      </w:r>
+      <w:r>
+        <w:instrText xml:space="preserve"> REF _Ref119147278 \h </w:instrText>
+      </w:r>
+      <w:r>
+        <w:fldChar w:fldCharType="separate"/>
+      </w:r>
+      <w:r>
+        <w:t>Bin Assignments</w:t>
+      </w:r>
+      <w:r>
+        <w:fldChar w:fldCharType="end"/>
+      </w:r>
+      <w:r>
+        <w:t xml:space="preserve"> below.</w:t>
       </w:r>
     </w:p>
     <w:p>
@@ -14875,15 +15163,15 @@
         <w:pStyle w:val="BodyText"/>
       </w:pPr>
       <w:r>
-        <w:t xml:space="preserve">Both environments include a resident Assembler for the F18 instruction set.  As usual, the F18 assembler is a "vocabulary engine" meaning that when the appropriate vocabulary is selected the F18 opcodes, directives, and user defined symbols are available.  On the Win32 </w:t>
+        <w:t xml:space="preserve">At present, </w:t>
       </w:r>
       <w:proofErr w:type="spellStart"/>
       <w:r>
-        <w:t>saneFORTH</w:t>
+        <w:t>sF's</w:t>
       </w:r>
       <w:proofErr w:type="spellEnd"/>
       <w:r>
-        <w:t xml:space="preserve"> system this is vocabulary number 9 while on pF/144 it is number 5.  The full Assembler environment also uses a special Interpreter to access user defined labels which are stored with the object code rather than in the local dictionary.</w:t>
+        <w:t xml:space="preserve"> 0bin is at pF's 0bin+2400 on the serial disk image.  This is done to facilitate comparison of results between the two platforms.  When we decide that is no longer necessary, this will cease and both systems will use a single set of object bins.</w:t>
       </w:r>
     </w:p>
     <w:p>
@@ -14891,24 +15179,34 @@
         <w:pStyle w:val="BodyText"/>
       </w:pPr>
       <w:r>
-        <w:t>The assembler may be used in two distinct ways.  The most common is to generate code to reside in and execute from a node's RAM or ROM.  In this case code is laid down at consecutive addresses based on a location counter, and is assumed to execute at the addressing for which it was compiled, and in the node stated for things like the "warm" multiport execution address and for ROM content.</w:t>
-      </w:r>
+        <w:t xml:space="preserve">Because the label tables are persistent in object bins, a programmer with a twisted mind can create much confusion by defining primary Assembler directives or FORTH words as labels, giving the appearance of a broken system.  If this has happened to you, either reassemble ROM for this node or fix it with the tools in the  </w:t>
+      </w:r>
+      <w:r>
+        <w:rPr>
+          <w:rFonts w:ascii="Consolas" w:hAnsi="Consolas" w:cs="Consolas"/>
+        </w:rPr>
+        <w:t>EXAMINE</w:t>
+      </w:r>
+      <w:r>
+        <w:t xml:space="preserve">  utility.</w:t>
+      </w:r>
+    </w:p>
+    <w:p>
+      <w:pPr>
+        <w:pStyle w:val="PlainHeading3"/>
+      </w:pPr>
+      <w:bookmarkStart w:id="81" w:name="_Toc119163466"/>
+      <w:r>
+        <w:t>EXAMINE - Object Code Auditing</w:t>
+      </w:r>
+      <w:bookmarkEnd w:id="81"/>
     </w:p>
     <w:p>
       <w:pPr>
         <w:pStyle w:val="BodyText"/>
       </w:pPr>
       <w:r>
-        <w:t xml:space="preserve">The second way is to generate an instruction word as a data item.  The usual reason for doing this is to make an instruction word that will be used in port execution.  In the past, it was often necessary to hand code such instructions and write them in hex; on the other hand, when it </w:t>
-      </w:r>
-      <w:r>
-        <w:rPr>
-          <w:i/>
-        </w:rPr>
-        <w:t>was</w:t>
-      </w:r>
-      <w:r>
-        <w:t xml:space="preserve"> possible to generate the instructions symbolically, the destination address checking for jumps and calls was based on memory location counter for the instruction stream in which the literal instruction was being stored, not on the port in which it would actually be executed.  This could generate instructions that would not work as expected when executed in the port.  This new method solves both problems.  By default, no location counter is assumed and the assembler will generate jumps and calls that don't depend on the execution address of the instruction word.  Directives may be used to specify an execution address (normally a port) for greater range of possible destinations at the expense of tailoring the instruction word for a particular port.</w:t>
+        <w:t>This minor utility for working with object code is useful during development.  It can examine bin label tables and bin content in binary or dis-assembled, including comparison with reference binaries.  Utilities are provided for initializing a set of bins and for moving quantities of bins.</w:t>
       </w:r>
     </w:p>
     <w:p>
@@ -14916,180 +15214,7 @@
         <w:pStyle w:val="BodyText"/>
       </w:pPr>
       <w:r>
-        <w:t>Other than the common essentials of Forth compilation technology, this environment includes the mechanism to compile code for hundreds of nodes, each of which has ROM that may be used by the application.</w:t>
-      </w:r>
-    </w:p>
-    <w:p>
-      <w:pPr>
-        <w:pStyle w:val="PlainHeading2"/>
-      </w:pPr>
-      <w:bookmarkStart w:id="80" w:name="_Toc119163465"/>
-      <w:r>
-        <w:t>Object Code</w:t>
-      </w:r>
-      <w:bookmarkEnd w:id="80"/>
-    </w:p>
-    <w:p>
-      <w:pPr>
-        <w:pStyle w:val="BodyText"/>
-      </w:pPr>
-      <w:r>
-        <w:t xml:space="preserve">The assembly process was monolithic in earlier versions of </w:t>
-      </w:r>
-      <w:proofErr w:type="spellStart"/>
-      <w:r>
-        <w:t>arrayForth</w:t>
-      </w:r>
-      <w:proofErr w:type="spellEnd"/>
-      <w:r>
-        <w:t>.  As of aF-3 we return to incremental assembly, with object code stored in a binary file area from which it may be accessed to load nodes or chips.  This file area survives reboots so it is no longer necessary to reassemble all of the source code every time one needs any part of it.</w:t>
-      </w:r>
-    </w:p>
-    <w:p>
-      <w:pPr>
-        <w:pStyle w:val="BodyText"/>
-      </w:pPr>
-      <w:r>
-        <w:t xml:space="preserve">A set of binary images, called  </w:t>
-      </w:r>
-      <w:r>
-        <w:rPr>
-          <w:b/>
-          <w:i/>
-        </w:rPr>
-        <w:t>bins</w:t>
-      </w:r>
-      <w:r>
-        <w:t xml:space="preserve"> , reside on pF/144 mass storage (serial disk or flash in pF) starting at block  </w:t>
-      </w:r>
-      <w:r>
-        <w:rPr>
-          <w:b/>
-          <w:i/>
-        </w:rPr>
-        <w:t>0bin</w:t>
-      </w:r>
-      <w:r>
-        <w:t xml:space="preserve">  (4800*3 or 14400 by default).  Each bin is one BLOCK (1024 bytes long) and contains 256 bytes of RAM image (stored as 32-bit numbers), 256 of ROM, and a table of up to 50 labels for RAM and ROM code.  One bin exists for each physical node, and there are additional virtual bins for code that may be used by utilities or placed in different nodes for different applications.  The constant  </w:t>
-      </w:r>
-      <w:proofErr w:type="spellStart"/>
-      <w:r>
-        <w:rPr>
-          <w:rFonts w:ascii="Consolas" w:hAnsi="Consolas" w:cs="Consolas"/>
-          <w:b/>
-        </w:rPr>
-        <w:t>nnc</w:t>
-      </w:r>
-      <w:proofErr w:type="spellEnd"/>
-      <w:r>
-        <w:t xml:space="preserve">  gives the number of bins for which space is allocated.  By typing  </w:t>
-      </w:r>
-      <w:proofErr w:type="spellStart"/>
-      <w:r>
-        <w:rPr>
-          <w:rFonts w:ascii="Consolas" w:hAnsi="Consolas" w:cs="Consolas"/>
-          <w:b/>
-        </w:rPr>
-        <w:t>nnc</w:t>
-      </w:r>
-      <w:proofErr w:type="spellEnd"/>
-      <w:r>
-        <w:t xml:space="preserve">  you will see on the stack the value  576  which is 144*4; the area is sized for programs using up to two chips, with an extra 288 nodes' worth of virtual bins into which object (for library code distributed by GreenArrays) may be stashed as noted later; see </w:t>
-      </w:r>
-      <w:r>
-        <w:fldChar w:fldCharType="begin"/>
-      </w:r>
-      <w:r>
-        <w:instrText xml:space="preserve"> REF _Ref119147278 \r \h </w:instrText>
-      </w:r>
-      <w:r>
-        <w:fldChar w:fldCharType="separate"/>
-      </w:r>
-      <w:r>
-        <w:t>10.2</w:t>
-      </w:r>
-      <w:r>
-        <w:fldChar w:fldCharType="end"/>
-      </w:r>
-      <w:r>
-        <w:t xml:space="preserve"> </w:t>
-      </w:r>
-      <w:r>
-        <w:fldChar w:fldCharType="begin"/>
-      </w:r>
-      <w:r>
-        <w:instrText xml:space="preserve"> REF _Ref119147278 \h </w:instrText>
-      </w:r>
-      <w:r>
-        <w:fldChar w:fldCharType="separate"/>
-      </w:r>
-      <w:r>
-        <w:t>Bin Assignments</w:t>
-      </w:r>
-      <w:r>
-        <w:fldChar w:fldCharType="end"/>
-      </w:r>
-      <w:r>
-        <w:t xml:space="preserve"> below.</w:t>
-      </w:r>
-    </w:p>
-    <w:p>
-      <w:pPr>
-        <w:pStyle w:val="BodyText"/>
-      </w:pPr>
-      <w:r>
-        <w:t xml:space="preserve">At present, </w:t>
-      </w:r>
-      <w:proofErr w:type="spellStart"/>
-      <w:r>
-        <w:t>sF's</w:t>
-      </w:r>
-      <w:proofErr w:type="spellEnd"/>
-      <w:r>
-        <w:t xml:space="preserve"> 0bin is at pF's 0bin+2400 on the serial disk image.  This is done to facilitate comparison of results between the two platforms.  When we decide that is no longer necessary, this will cease and both systems will use a single set of object bins.</w:t>
-      </w:r>
-    </w:p>
-    <w:p>
-      <w:pPr>
-        <w:pStyle w:val="BodyText"/>
-      </w:pPr>
-      <w:r>
-        <w:t xml:space="preserve">Because the label tables are persistent in object bins, a programmer with a twisted mind can create much confusion by defining primary Assembler directives or FORTH words as labels, giving the appearance of a broken system.  If this has happened to you, either reassemble ROM for this node or fix it with the tools in the  </w:t>
-      </w:r>
-      <w:r>
-        <w:rPr>
-          <w:rFonts w:ascii="Consolas" w:hAnsi="Consolas" w:cs="Consolas"/>
-        </w:rPr>
-        <w:t>EXAMINE</w:t>
-      </w:r>
-      <w:r>
-        <w:t xml:space="preserve">  utility.</w:t>
-      </w:r>
-    </w:p>
-    <w:p>
-      <w:pPr>
-        <w:pStyle w:val="PlainHeading3"/>
-      </w:pPr>
-      <w:bookmarkStart w:id="81" w:name="_Toc119163466"/>
-      <w:r>
         <w:lastRenderedPageBreak/>
-        <w:t>EXAMINE - Object Code Auditing</w:t>
-      </w:r>
-      <w:bookmarkEnd w:id="81"/>
-    </w:p>
-    <w:p>
-      <w:pPr>
-        <w:pStyle w:val="BodyText"/>
-      </w:pPr>
-      <w:r>
-        <w:t>This minor utility for working with object code is useful during development.  It can examine bin label tables and bin content in binary or dis-assembled, including comparison with reference binaries.  Utilities are provided for initializing a set of bins and for moving quantities of bins.</w:t>
-      </w:r>
-    </w:p>
-    <w:p>
-      <w:pPr>
-        <w:pStyle w:val="BodyText"/>
-      </w:pPr>
-      <w:r>
         <w:t xml:space="preserve">Two sets of  </w:t>
       </w:r>
       <w:proofErr w:type="spellStart"/>
@@ -15793,7 +15918,6 @@
         </w:numPr>
       </w:pPr>
       <w:r>
-        <w:lastRenderedPageBreak/>
         <w:t xml:space="preserve">Load block 98 and say  </w:t>
       </w:r>
       <w:r>
@@ -15908,6 +16032,7 @@
       <w:bookmarkStart w:id="83" w:name="_Toc119163468"/>
       <w:bookmarkStart w:id="84" w:name="_Hlk509674902"/>
       <w:r>
+        <w:lastRenderedPageBreak/>
         <w:t>Assembling Stock Code</w:t>
       </w:r>
       <w:bookmarkEnd w:id="83"/>
@@ -25452,7 +25577,7 @@
                     </w:rPr>
                     <w:pict w14:anchorId="34A9A58F">
                       <v:shape id="_x0000_i1032" type="#_x0000_t75" style="width:327.45pt;height:220.4pt">
-                        <v:imagedata r:id="rId19" o:title=""/>
+                        <v:imagedata r:id="rId20" o:title=""/>
                       </v:shape>
                     </w:pict>
                   </w:r>
@@ -25487,7 +25612,7 @@
                     </w:rPr>
                     <w:pict w14:anchorId="682F98D1">
                       <v:shape id="_x0000_i1034" type="#_x0000_t75" style="width:326.2pt;height:213.5pt">
-                        <v:imagedata r:id="rId20" o:title=""/>
+                        <v:imagedata r:id="rId21" o:title=""/>
                       </v:shape>
                     </w:pict>
                   </w:r>
@@ -25551,7 +25676,7 @@
                     </w:rPr>
                     <w:pict w14:anchorId="411980A9">
                       <v:shape id="_x0000_i1036" type="#_x0000_t75" style="width:326.2pt;height:211.6pt">
-                        <v:imagedata r:id="rId21" o:title=""/>
+                        <v:imagedata r:id="rId22" o:title=""/>
                       </v:shape>
                     </w:pict>
                   </w:r>
@@ -30510,7 +30635,7 @@
                                 </pic:cNvPicPr>
                               </pic:nvPicPr>
                               <pic:blipFill>
-                                <a:blip r:embed="rId22">
+                                <a:blip r:embed="rId23">
                                   <a:extLst>
                                     <a:ext uri="{28A0092B-C50C-407E-A947-70E740481C1C}">
                                       <a14:useLocalDpi xmlns:a14="http://schemas.microsoft.com/office/drawing/2010/main" val="0"/>
@@ -30792,7 +30917,7 @@
                                 </pic:cNvPicPr>
                               </pic:nvPicPr>
                               <pic:blipFill>
-                                <a:blip r:embed="rId23">
+                                <a:blip r:embed="rId24">
                                   <a:extLst>
                                     <a:ext uri="{28A0092B-C50C-407E-A947-70E740481C1C}">
                                       <a14:useLocalDpi xmlns:a14="http://schemas.microsoft.com/office/drawing/2010/main" val="0"/>
@@ -30894,7 +31019,7 @@
                                 </pic:cNvPicPr>
                               </pic:nvPicPr>
                               <pic:blipFill>
-                                <a:blip r:embed="rId24">
+                                <a:blip r:embed="rId25">
                                   <a:extLst>
                                     <a:ext uri="{28A0092B-C50C-407E-A947-70E740481C1C}">
                                       <a14:useLocalDpi xmlns:a14="http://schemas.microsoft.com/office/drawing/2010/main" val="0"/>
@@ -32344,7 +32469,7 @@
                                 </pic:cNvPicPr>
                               </pic:nvPicPr>
                               <pic:blipFill>
-                                <a:blip r:embed="rId25">
+                                <a:blip r:embed="rId26">
                                   <a:extLst>
                                     <a:ext uri="{28A0092B-C50C-407E-A947-70E740481C1C}">
                                       <a14:useLocalDpi xmlns:a14="http://schemas.microsoft.com/office/drawing/2010/main" val="0"/>
@@ -47635,8 +47760,8 @@
       </w:r>
     </w:p>
     <w:sectPr>
-      <w:headerReference w:type="even" r:id="rId26"/>
-      <w:footerReference w:type="even" r:id="rId27"/>
+      <w:headerReference w:type="even" r:id="rId27"/>
+      <w:footerReference w:type="even" r:id="rId28"/>
       <w:type w:val="evenPage"/>
       <w:pgSz w:w="12240" w:h="15840" w:code="1"/>
       <w:pgMar w:top="1440" w:right="1080" w:bottom="1440" w:left="1440" w:header="720" w:footer="720" w:gutter="0"/>
